--- a/t18_s1.docx
+++ b/t18_s1.docx
@@ -3,2168 +3,1898 @@
 <w:document xmlns:wpc="http://schemas.microsoft.com/office/word/2010/wordprocessingCanvas" xmlns:mo="http://schemas.microsoft.com/office/mac/office/2008/main" xmlns:mc="http://schemas.openxmlformats.org/markup-compatibility/2006" xmlns:mv="urn:schemas-microsoft-com:mac:vml" xmlns:o="urn:schemas-microsoft-com:office:office" xmlns:r="http://schemas.openxmlformats.org/officeDocument/2006/relationships" xmlns:m="http://schemas.openxmlformats.org/officeDocument/2006/math" xmlns:v="urn:schemas-microsoft-com:vml" xmlns:wp14="http://schemas.microsoft.com/office/word/2010/wordprocessingDrawing" xmlns:wp="http://schemas.openxmlformats.org/drawingml/2006/wordprocessingDrawing" xmlns:w10="urn:schemas-microsoft-com:office:word" xmlns:w="http://schemas.openxmlformats.org/wordprocessingml/2006/main" xmlns:w14="http://schemas.microsoft.com/office/word/2010/wordml" xmlns:wpg="http://schemas.microsoft.com/office/word/2010/wordprocessingGroup" xmlns:wpi="http://schemas.microsoft.com/office/word/2010/wordprocessingInk" xmlns:wne="http://schemas.microsoft.com/office/word/2006/wordml" xmlns:wps="http://schemas.microsoft.com/office/word/2010/wordprocessingShape" mc:Ignorable="w14 wp14">
   <w:body>
     <w:p>
-      <w:pPr>
-        <w:spacing w:after="20" w:before="120"/>
-      </w:pPr>
-      <w:r>
-        <w:rPr>
-          <w:b/>
-          <w:sz w:val="22"/>
-        </w:rPr>
-        <w:t>Question: Which disease is caused by rat fleas? Vitamin B (Nutrition)</w:t>
-      </w:r>
-    </w:p>
-    <w:p>
-      <w:pPr>
-        <w:spacing w:after="0" w:before="0"/>
-      </w:pPr>
-      <w:r>
-        <w:rPr>
-          <w:b w:val="0"/>
-          <w:sz w:val="22"/>
-        </w:rPr>
-        <w:t>(a) Rocky mountain spotted fever</w:t>
-      </w:r>
-    </w:p>
-    <w:p>
-      <w:pPr>
-        <w:spacing w:after="0" w:before="0"/>
-      </w:pPr>
-      <w:r>
-        <w:rPr>
-          <w:b w:val="0"/>
-          <w:sz w:val="22"/>
-        </w:rPr>
-        <w:t>(b) Sleeping sickness V</w:t>
-      </w:r>
-    </w:p>
-    <w:p>
-      <w:pPr>
-        <w:spacing w:after="0" w:before="0"/>
-      </w:pPr>
-      <w:r>
-        <w:rPr>
-          <w:b w:val="0"/>
-          <w:sz w:val="22"/>
-        </w:rPr>
-        <w:t>(c) Epidemic typhus</w:t>
-      </w:r>
-    </w:p>
-    <w:p>
-      <w:pPr>
-        <w:spacing w:after="0" w:before="0"/>
-      </w:pPr>
-      <w:r>
-        <w:rPr>
-          <w:b w:val="0"/>
-          <w:sz w:val="22"/>
-        </w:rPr>
-        <w:t>(d) Endemic typhus</w:t>
-      </w:r>
-    </w:p>
-    <w:p>
-      <w:pPr>
-        <w:spacing w:after="0" w:before="40"/>
-      </w:pPr>
-      <w:r>
-        <w:rPr>
-          <w:b/>
-          <w:sz w:val="22"/>
-        </w:rPr>
-        <w:t>Answer: d</w:t>
-      </w:r>
-    </w:p>
-    <w:p>
-      <w:pPr>
-        <w:spacing w:after="0" w:before="0"/>
-      </w:pPr>
-      <w:r>
-        <w:rPr>
-          <w:b w:val="0"/>
-          <w:sz w:val="21"/>
-        </w:rPr>
-        <w:t>Solution: The disease caused by rat fleas is endemic typhus (option D). Endemic typhus, also known as murine typhus, is a bacterial infection caused by Rickettsia typhi. It is transmitted to humans through the bite of infected fleas, primarily the rat flea (Xenopsylla cheopis). Rat fleas typically infest rats, and when these infected rats come into close contact with humans, the fleas can bite and transmit the bacteria. Endemic typhus is characterized by fever, headache, rash, and body aches. It is typically a milder form of typhus compared to epidemic typhus, which is caused by a different species of Rickettsia.</w:t>
-      </w:r>
-    </w:p>
-    <w:p>
-      <w:pPr>
-        <w:spacing w:after="0" w:before="0"/>
-      </w:pPr>
-      <w:r>
-        <w:rPr>
-          <w:b w:val="0"/>
-          <w:sz w:val="20"/>
-        </w:rPr>
-        <w:t>Positive Marks: 1</w:t>
-      </w:r>
-    </w:p>
-    <w:p>
-      <w:pPr>
-        <w:spacing w:after="160" w:before="0"/>
-      </w:pPr>
-      <w:r>
-        <w:rPr>
-          <w:b w:val="0"/>
-          <w:sz w:val="20"/>
-        </w:rPr>
-        <w:t>Negative Marks: 0.25</w:t>
-      </w:r>
-    </w:p>
-    <w:p>
-      <w:pPr>
-        <w:spacing w:after="20" w:before="120"/>
-      </w:pPr>
-      <w:r>
-        <w:rPr>
-          <w:b/>
-          <w:sz w:val="22"/>
-        </w:rPr>
-        <w:t>Question: Which of the following antipsychotic drug causes hyperprolactinemia?</w:t>
-      </w:r>
-    </w:p>
-    <w:p>
-      <w:pPr>
-        <w:spacing w:after="0" w:before="0"/>
-      </w:pPr>
-      <w:r>
-        <w:rPr>
-          <w:b w:val="0"/>
-          <w:sz w:val="22"/>
-        </w:rPr>
-        <w:t>(a) Clozapine</w:t>
-      </w:r>
-    </w:p>
-    <w:p>
-      <w:pPr>
-        <w:spacing w:after="0" w:before="0"/>
-      </w:pPr>
-      <w:r>
-        <w:rPr>
-          <w:b w:val="0"/>
-          <w:sz w:val="22"/>
-        </w:rPr>
-        <w:t>(b) Quetiapine</w:t>
-      </w:r>
-    </w:p>
-    <w:p>
-      <w:pPr>
-        <w:spacing w:after="0" w:before="0"/>
-      </w:pPr>
-      <w:r>
-        <w:rPr>
-          <w:b w:val="0"/>
-          <w:sz w:val="22"/>
-        </w:rPr>
-        <w:t>(c) Olanzapine</w:t>
-      </w:r>
-    </w:p>
-    <w:p>
-      <w:pPr>
-        <w:spacing w:after="0" w:before="0"/>
-      </w:pPr>
-      <w:r>
-        <w:rPr>
-          <w:b w:val="0"/>
-          <w:sz w:val="22"/>
-        </w:rPr>
-        <w:t>(d) Risperidone</w:t>
-      </w:r>
-    </w:p>
-    <w:p>
-      <w:pPr>
-        <w:spacing w:after="0" w:before="40"/>
-      </w:pPr>
-      <w:r>
-        <w:rPr>
-          <w:b/>
-          <w:sz w:val="22"/>
-        </w:rPr>
-        <w:t>Answer: d</w:t>
-      </w:r>
-    </w:p>
-    <w:p>
-      <w:pPr>
-        <w:spacing w:after="0" w:before="0"/>
-      </w:pPr>
-      <w:r>
-        <w:rPr>
-          <w:b w:val="0"/>
-          <w:sz w:val="21"/>
-        </w:rPr>
-        <w:t>Solution: The antipsychotic drug that commonly causes hyperprolactinemia is risperidone. Hyperprolactinemia refers to the elevated levels of the hormone prolactin in the blood. Risperidone, an atypical antipsychotic medication, has a relatively high affinity for dopamine D2 receptors in the brain, and blockade of these receptors can result in increased prolactin secretion. Hyperprolactinemia can lead to various symptoms, such as menstrual irregularities, galactorrhea (breast milk production), sexual dysfunction, and bone health issues. Regular monitoring of prolactin levels and appropriate management strategies are necessary when using risperidone to minimize the impact of hyperprolactinemia. "Essential : Neuroscientific Basis and Practical Applications</w:t>
-      </w:r>
-    </w:p>
-    <w:p>
-      <w:pPr>
-        <w:spacing w:after="0" w:before="0"/>
-      </w:pPr>
-      <w:r>
-        <w:rPr>
-          <w:b w:val="0"/>
-          <w:sz w:val="20"/>
-        </w:rPr>
-        <w:t>Positive Marks: 1</w:t>
-      </w:r>
-    </w:p>
-    <w:p>
-      <w:pPr>
-        <w:spacing w:after="160" w:before="0"/>
-      </w:pPr>
-      <w:r>
-        <w:rPr>
-          <w:b w:val="0"/>
-          <w:sz w:val="20"/>
-        </w:rPr>
-        <w:t>Negative Marks: 0.25</w:t>
-      </w:r>
-    </w:p>
-    <w:p>
-      <w:pPr>
-        <w:spacing w:after="20" w:before="120"/>
-      </w:pPr>
-      <w:r>
-        <w:rPr>
-          <w:b/>
-          <w:sz w:val="22"/>
-        </w:rPr>
-        <w:t>Question: Which component is NOT included in the Physical Quality of Life Index (PQLI)?</w:t>
-      </w:r>
-    </w:p>
-    <w:p>
-      <w:pPr>
-        <w:spacing w:after="0" w:before="0"/>
-      </w:pPr>
-      <w:r>
-        <w:rPr>
-          <w:b w:val="0"/>
-          <w:sz w:val="22"/>
-        </w:rPr>
-        <w:t>(a) Life expectancy at one</w:t>
-      </w:r>
-    </w:p>
-    <w:p>
-      <w:pPr>
-        <w:spacing w:after="0" w:before="0"/>
-      </w:pPr>
-      <w:r>
-        <w:rPr>
-          <w:b w:val="0"/>
-          <w:sz w:val="22"/>
-        </w:rPr>
-        <w:t>(b) Per capita Income</w:t>
-      </w:r>
-    </w:p>
-    <w:p>
-      <w:pPr>
-        <w:spacing w:after="0" w:before="0"/>
-      </w:pPr>
-      <w:r>
-        <w:rPr>
-          <w:b w:val="0"/>
-          <w:sz w:val="22"/>
-        </w:rPr>
-        <w:t>(c) IMR</w:t>
-      </w:r>
-    </w:p>
-    <w:p>
-      <w:pPr>
-        <w:spacing w:after="0" w:before="0"/>
-      </w:pPr>
-      <w:r>
-        <w:rPr>
-          <w:b w:val="0"/>
-          <w:sz w:val="22"/>
-        </w:rPr>
-        <w:t>(d) Basic literacy rate</w:t>
-      </w:r>
-    </w:p>
-    <w:p>
-      <w:pPr>
-        <w:spacing w:after="0" w:before="40"/>
-      </w:pPr>
-      <w:r>
-        <w:rPr>
-          <w:b/>
-          <w:sz w:val="22"/>
-        </w:rPr>
-        <w:t>Answer: b</w:t>
-      </w:r>
-    </w:p>
-    <w:p>
-      <w:pPr>
-        <w:spacing w:after="0" w:before="0"/>
-      </w:pPr>
-      <w:r>
-        <w:rPr>
-          <w:b w:val="0"/>
-          <w:sz w:val="21"/>
-        </w:rPr>
-        <w:t>Solution: The component NOT included in the Physical Quality of Life Index (PQLI) is per capita income. The PQLI is a composite index used to measure the quality of life in different countries. It incorporates three basic components: life expectancy at birth, infant mortality rate (IMR), and basic literacy rate. These components provide insights into the overall health, education, and well-being of the population. However, per capita income, although an important indicator of economic well-being, is not included in the PQLI.</w:t>
-      </w:r>
-    </w:p>
-    <w:p>
-      <w:pPr>
-        <w:spacing w:after="0" w:before="0"/>
-      </w:pPr>
-      <w:r>
-        <w:rPr>
-          <w:b w:val="0"/>
-          <w:sz w:val="20"/>
-        </w:rPr>
-        <w:t>Positive Marks: 1</w:t>
-      </w:r>
-    </w:p>
-    <w:p>
-      <w:pPr>
-        <w:spacing w:after="160" w:before="0"/>
-      </w:pPr>
-      <w:r>
-        <w:rPr>
-          <w:b w:val="0"/>
-          <w:sz w:val="20"/>
-        </w:rPr>
-        <w:t>Negative Marks: 0.25</w:t>
-      </w:r>
-    </w:p>
-    <w:p>
-      <w:pPr>
-        <w:spacing w:after="20" w:before="120"/>
-      </w:pPr>
-      <w:r>
-        <w:rPr>
-          <w:b/>
-          <w:sz w:val="22"/>
-        </w:rPr>
-        <w:t>Question: All of the following disease fall under National Vector Born Disease Control Program except</w:t>
-      </w:r>
-    </w:p>
-    <w:p>
-      <w:pPr>
-        <w:spacing w:after="0" w:before="0"/>
-      </w:pPr>
-      <w:r>
-        <w:rPr>
-          <w:b w:val="0"/>
-          <w:sz w:val="22"/>
-        </w:rPr>
-        <w:t>(a) Plague</w:t>
-      </w:r>
-    </w:p>
-    <w:p>
-      <w:pPr>
-        <w:spacing w:after="0" w:before="0"/>
-      </w:pPr>
-      <w:r>
-        <w:rPr>
-          <w:b w:val="0"/>
-          <w:sz w:val="22"/>
-        </w:rPr>
-        <w:t>(b) Chikungunya</w:t>
-      </w:r>
-    </w:p>
-    <w:p>
-      <w:pPr>
-        <w:spacing w:after="0" w:before="0"/>
-      </w:pPr>
-      <w:r>
-        <w:rPr>
-          <w:b w:val="0"/>
-          <w:sz w:val="22"/>
-        </w:rPr>
-        <w:t>(c) Dengue</w:t>
-      </w:r>
-    </w:p>
-    <w:p>
-      <w:pPr>
-        <w:spacing w:after="0" w:before="0"/>
-      </w:pPr>
-      <w:r>
-        <w:rPr>
-          <w:b w:val="0"/>
-          <w:sz w:val="22"/>
-        </w:rPr>
-        <w:t>(d) Filaria</w:t>
-      </w:r>
-    </w:p>
-    <w:p>
-      <w:pPr>
-        <w:spacing w:after="0" w:before="40"/>
-      </w:pPr>
-      <w:r>
-        <w:rPr>
-          <w:b/>
-          <w:sz w:val="22"/>
-        </w:rPr>
-        <w:t>Answer: a</w:t>
-      </w:r>
-    </w:p>
-    <w:p>
-      <w:pPr>
-        <w:spacing w:after="0" w:before="0"/>
-      </w:pPr>
-      <w:r>
-        <w:rPr>
-          <w:b w:val="0"/>
-          <w:sz w:val="21"/>
-        </w:rPr>
-        <w:t>Solution: Plague is not a vector-borne disease included under NVBDCP; filaria, chikungunya and dengue are.</w:t>
-      </w:r>
-    </w:p>
-    <w:p>
-      <w:pPr>
-        <w:spacing w:after="0" w:before="0"/>
-      </w:pPr>
-      <w:r>
-        <w:rPr>
-          <w:b w:val="0"/>
-          <w:sz w:val="20"/>
-        </w:rPr>
-        <w:t>Positive Marks: 1</w:t>
-      </w:r>
-    </w:p>
-    <w:p>
-      <w:pPr>
-        <w:spacing w:after="160" w:before="0"/>
-      </w:pPr>
-      <w:r>
-        <w:rPr>
-          <w:b w:val="0"/>
-          <w:sz w:val="20"/>
-        </w:rPr>
-        <w:t>Negative Marks: 0.25</w:t>
-      </w:r>
-    </w:p>
-    <w:p>
-      <w:pPr>
-        <w:spacing w:after="20" w:before="120"/>
-      </w:pPr>
-      <w:r>
-        <w:rPr>
-          <w:b/>
-          <w:sz w:val="22"/>
-        </w:rPr>
-        <w:t>Question: What instruction should the nurse give to a woman in the first stage of labor?</w:t>
-      </w:r>
-    </w:p>
-    <w:p>
-      <w:pPr>
-        <w:spacing w:after="0" w:before="0"/>
-      </w:pPr>
-      <w:r>
-        <w:rPr>
-          <w:b w:val="0"/>
-          <w:sz w:val="22"/>
-        </w:rPr>
-        <w:t>(a) Do not push during each contraction</w:t>
-      </w:r>
-    </w:p>
-    <w:p>
-      <w:pPr>
-        <w:spacing w:after="0" w:before="0"/>
-      </w:pPr>
-      <w:r>
-        <w:rPr>
-          <w:b w:val="0"/>
-          <w:sz w:val="22"/>
-        </w:rPr>
-        <w:t>(b) Do not push during contraction</w:t>
-      </w:r>
-    </w:p>
-    <w:p>
-      <w:pPr>
-        <w:spacing w:after="0" w:before="0"/>
-      </w:pPr>
-      <w:r>
-        <w:rPr>
-          <w:b w:val="0"/>
-          <w:sz w:val="22"/>
-        </w:rPr>
-        <w:t>(c) To lie flat on the bed</w:t>
-      </w:r>
-    </w:p>
-    <w:p>
-      <w:pPr>
-        <w:spacing w:after="0" w:before="0"/>
-      </w:pPr>
-      <w:r>
-        <w:rPr>
-          <w:b w:val="0"/>
-          <w:sz w:val="22"/>
-        </w:rPr>
-        <w:t>(d) Push after full cervical dilatation</w:t>
-      </w:r>
-    </w:p>
-    <w:p>
-      <w:pPr>
-        <w:spacing w:after="0" w:before="40"/>
-      </w:pPr>
-      <w:r>
-        <w:rPr>
-          <w:b/>
-          <w:sz w:val="22"/>
-        </w:rPr>
-        <w:t>Answer: b</w:t>
-      </w:r>
-    </w:p>
-    <w:p>
-      <w:pPr>
-        <w:spacing w:after="0" w:before="0"/>
-      </w:pPr>
-      <w:r>
-        <w:rPr>
-          <w:b w:val="0"/>
-          <w:sz w:val="21"/>
-        </w:rPr>
-        <w:t>Solution: During the first stage of labour, the nurse should instruct the woman to push after the cervix is fully dilated. The first stage of labour is characterised by regular contractions and progressive cervical dilatation. The woman should be encouraged to rest and conserve her energy during this stage of labour.</w:t>
-      </w:r>
-    </w:p>
-    <w:p>
-      <w:pPr>
-        <w:spacing w:after="0" w:before="0"/>
-      </w:pPr>
-      <w:r>
-        <w:rPr>
-          <w:b w:val="0"/>
-          <w:sz w:val="20"/>
-        </w:rPr>
-        <w:t>Positive Marks: 1</w:t>
-      </w:r>
-    </w:p>
-    <w:p>
-      <w:pPr>
-        <w:spacing w:after="160" w:before="0"/>
-      </w:pPr>
-      <w:r>
-        <w:rPr>
-          <w:b w:val="0"/>
-          <w:sz w:val="20"/>
-        </w:rPr>
-        <w:t>Negative Marks: 0.25</w:t>
-      </w:r>
-    </w:p>
-    <w:p>
-      <w:pPr>
-        <w:spacing w:after="20" w:before="120"/>
-      </w:pPr>
-      <w:r>
-        <w:rPr>
-          <w:b/>
-          <w:sz w:val="22"/>
-        </w:rPr>
-        <w:t>Question: Discarded cardboard packaging boxes and non-contaminated paper waste belong in which waste bin?</w:t>
-      </w:r>
-    </w:p>
-    <w:p>
-      <w:pPr>
-        <w:spacing w:after="0" w:before="0"/>
-      </w:pPr>
-      <w:r>
-        <w:rPr>
-          <w:b w:val="0"/>
-          <w:sz w:val="22"/>
-        </w:rPr>
-        <w:t>(a) Yellow bin</w:t>
-      </w:r>
-    </w:p>
-    <w:p>
-      <w:pPr>
-        <w:spacing w:after="0" w:before="0"/>
-      </w:pPr>
-      <w:r>
-        <w:rPr>
-          <w:b w:val="0"/>
-          <w:sz w:val="22"/>
-        </w:rPr>
-        <w:t>(b) Red bin</w:t>
-      </w:r>
-    </w:p>
-    <w:p>
-      <w:pPr>
-        <w:spacing w:after="0" w:before="0"/>
-      </w:pPr>
-      <w:r>
-        <w:rPr>
-          <w:b w:val="0"/>
-          <w:sz w:val="22"/>
-        </w:rPr>
-        <w:t>(c) Black / General waste bin</w:t>
-      </w:r>
-    </w:p>
-    <w:p>
-      <w:pPr>
-        <w:spacing w:after="0" w:before="0"/>
-      </w:pPr>
-      <w:r>
-        <w:rPr>
-          <w:b w:val="0"/>
-          <w:sz w:val="22"/>
-        </w:rPr>
-        <w:t>(d) Blue bin</w:t>
-      </w:r>
-    </w:p>
-    <w:p>
-      <w:pPr>
-        <w:spacing w:after="0" w:before="40"/>
-      </w:pPr>
-      <w:r>
-        <w:rPr>
-          <w:b/>
-          <w:sz w:val="22"/>
-        </w:rPr>
-        <w:t>Answer: c</w:t>
-      </w:r>
-    </w:p>
-    <w:p>
-      <w:pPr>
-        <w:spacing w:after="0" w:before="0"/>
-      </w:pPr>
-      <w:r>
-        <w:rPr>
-          <w:b w:val="0"/>
-          <w:sz w:val="21"/>
-        </w:rPr>
-        <w:t>Solution: Non-infectious general municipal waste like paper boxes, wrappers, and food scraps are placed in the Black/Green municipal waste bin.</w:t>
-      </w:r>
-    </w:p>
-    <w:p>
-      <w:pPr>
-        <w:spacing w:after="0" w:before="0"/>
-      </w:pPr>
-      <w:r>
-        <w:rPr>
-          <w:b w:val="0"/>
-          <w:sz w:val="20"/>
-        </w:rPr>
-        <w:t>Positive Marks: 1</w:t>
-      </w:r>
-    </w:p>
-    <w:p>
-      <w:pPr>
-        <w:spacing w:after="160" w:before="0"/>
-      </w:pPr>
-      <w:r>
-        <w:rPr>
-          <w:b w:val="0"/>
-          <w:sz w:val="20"/>
-        </w:rPr>
-        <w:t>Negative Marks: 0.25</w:t>
-      </w:r>
-    </w:p>
-    <w:p>
-      <w:pPr>
-        <w:spacing w:after="20" w:before="120"/>
-      </w:pPr>
-      <w:r>
-        <w:rPr>
-          <w:b/>
-          <w:sz w:val="22"/>
-        </w:rPr>
-        <w:t>Question: A child with severe dehydration is receiving IV fluids. Which finding indicates that rehydration is effective?</w:t>
-      </w:r>
-    </w:p>
-    <w:p>
-      <w:pPr>
-        <w:spacing w:after="0" w:before="0"/>
-      </w:pPr>
-      <w:r>
-        <w:rPr>
-          <w:b w:val="0"/>
-          <w:sz w:val="22"/>
-        </w:rPr>
-        <w:t>(a) Capillary refill of 5 seconds</w:t>
-      </w:r>
-    </w:p>
-    <w:p>
-      <w:pPr>
-        <w:spacing w:after="0" w:before="0"/>
-      </w:pPr>
-      <w:r>
-        <w:rPr>
-          <w:b w:val="0"/>
-          <w:sz w:val="22"/>
-        </w:rPr>
-        <w:t>(b) Sunken eyes persist</w:t>
-      </w:r>
-    </w:p>
-    <w:p>
-      <w:pPr>
-        <w:spacing w:after="0" w:before="0"/>
-      </w:pPr>
-      <w:r>
-        <w:rPr>
-          <w:b w:val="0"/>
-          <w:sz w:val="22"/>
-        </w:rPr>
-        <w:t>(c) Skin turgor remains poor</w:t>
-      </w:r>
-    </w:p>
-    <w:p>
-      <w:pPr>
-        <w:spacing w:after="0" w:before="0"/>
-      </w:pPr>
-      <w:r>
-        <w:rPr>
-          <w:b w:val="0"/>
-          <w:sz w:val="22"/>
-        </w:rPr>
-        <w:t>(d) Urine output of 2 mL/kg/hour</w:t>
-      </w:r>
-    </w:p>
-    <w:p>
-      <w:pPr>
-        <w:spacing w:after="0" w:before="40"/>
-      </w:pPr>
-      <w:r>
-        <w:rPr>
-          <w:b/>
-          <w:sz w:val="22"/>
-        </w:rPr>
-        <w:t>Answer: d</w:t>
-      </w:r>
-    </w:p>
-    <w:p>
-      <w:pPr>
-        <w:spacing w:after="0" w:before="0"/>
-      </w:pPr>
-      <w:r>
-        <w:rPr>
-          <w:b w:val="0"/>
-          <w:sz w:val="21"/>
-        </w:rPr>
-        <w:t>Solution: Adequate urine output (≥1-2 mL/kg/hr) is the most reliable indicator of restored perfusion; the other findings show continued dehydration.</w:t>
-      </w:r>
-    </w:p>
-    <w:p>
-      <w:pPr>
-        <w:spacing w:after="0" w:before="0"/>
-      </w:pPr>
-      <w:r>
-        <w:rPr>
-          <w:b w:val="0"/>
-          <w:sz w:val="20"/>
-        </w:rPr>
-        <w:t>Positive Marks: 1</w:t>
-      </w:r>
-    </w:p>
-    <w:p>
-      <w:pPr>
-        <w:spacing w:after="160" w:before="0"/>
-      </w:pPr>
-      <w:r>
-        <w:rPr>
-          <w:b w:val="0"/>
-          <w:sz w:val="20"/>
-        </w:rPr>
-        <w:t>Negative Marks: 0.25</w:t>
-      </w:r>
-    </w:p>
-    <w:p>
-      <w:pPr>
-        <w:spacing w:after="20" w:before="120"/>
-      </w:pPr>
-      <w:r>
-        <w:rPr>
-          <w:b/>
-          <w:sz w:val="22"/>
-        </w:rPr>
-        <w:t>Question: A client in the immediate postoperative period after thyroidectomy develops stridor. Which condition does this indicate and what is the priority?</w:t>
-      </w:r>
-    </w:p>
-    <w:p>
-      <w:pPr>
-        <w:spacing w:after="0" w:before="0"/>
-      </w:pPr>
-      <w:r>
-        <w:rPr>
-          <w:b w:val="0"/>
-          <w:sz w:val="22"/>
-        </w:rPr>
-        <w:t>(a) Hypocalcemia - check calcium level</w:t>
-      </w:r>
-    </w:p>
-    <w:p>
-      <w:pPr>
-        <w:spacing w:after="0" w:before="0"/>
-      </w:pPr>
-      <w:r>
-        <w:rPr>
-          <w:b w:val="0"/>
-          <w:sz w:val="22"/>
-        </w:rPr>
-        <w:t>(b) Normal postoperative hoarseness - continue to observe</w:t>
-      </w:r>
-    </w:p>
-    <w:p>
-      <w:pPr>
-        <w:spacing w:after="0" w:before="0"/>
-      </w:pPr>
-      <w:r>
-        <w:rPr>
-          <w:b w:val="0"/>
-          <w:sz w:val="22"/>
-        </w:rPr>
-        <w:t>(c) Laryngeal edema with airway obstruction - prepare for emergency airway management</w:t>
-      </w:r>
-    </w:p>
-    <w:p>
-      <w:pPr>
-        <w:spacing w:after="0" w:before="0"/>
-      </w:pPr>
-      <w:r>
-        <w:rPr>
-          <w:b w:val="0"/>
-          <w:sz w:val="22"/>
-        </w:rPr>
-        <w:t>(d) Recurrent laryngeal nerve injury - reassure the client</w:t>
-      </w:r>
-    </w:p>
-    <w:p>
-      <w:pPr>
-        <w:spacing w:after="0" w:before="40"/>
-      </w:pPr>
-      <w:r>
-        <w:rPr>
-          <w:b/>
-          <w:sz w:val="22"/>
-        </w:rPr>
-        <w:t>Answer: c</w:t>
-      </w:r>
-    </w:p>
-    <w:p>
-      <w:pPr>
-        <w:spacing w:after="0" w:before="0"/>
-      </w:pPr>
-      <w:r>
-        <w:rPr>
-          <w:b w:val="0"/>
-          <w:sz w:val="21"/>
-        </w:rPr>
-        <w:t>Solution: Stridor is inspiratory crowing from laryngeal edema/obstruction; it is an emergency requiring immediate airway management (oxygen, and possible tracheostomy).</w:t>
-      </w:r>
-    </w:p>
-    <w:p>
-      <w:pPr>
-        <w:spacing w:after="0" w:before="0"/>
-      </w:pPr>
-      <w:r>
-        <w:rPr>
-          <w:b w:val="0"/>
-          <w:sz w:val="20"/>
-        </w:rPr>
-        <w:t>Positive Marks: 1</w:t>
-      </w:r>
-    </w:p>
-    <w:p>
-      <w:pPr>
-        <w:spacing w:after="160" w:before="0"/>
-      </w:pPr>
-      <w:r>
-        <w:rPr>
-          <w:b w:val="0"/>
-          <w:sz w:val="20"/>
-        </w:rPr>
-        <w:t>Negative Marks: 0.25</w:t>
-      </w:r>
-    </w:p>
-    <w:p>
-      <w:pPr>
-        <w:spacing w:after="20" w:before="120"/>
-      </w:pPr>
-      <w:r>
-        <w:rPr>
-          <w:b/>
-          <w:sz w:val="22"/>
-        </w:rPr>
-        <w:t>Question: Which of the following is a possible cause for the displacement of the uterus laterally to the umbilicus in the first postpartum day for a woman who delivered vaginally?</w:t>
-      </w:r>
-    </w:p>
-    <w:p>
-      <w:pPr>
-        <w:spacing w:after="0" w:before="0"/>
-      </w:pPr>
-      <w:r>
-        <w:rPr>
-          <w:b w:val="0"/>
-          <w:sz w:val="22"/>
-        </w:rPr>
-        <w:t>(a) Displacement of the uterus due to bowel distension</w:t>
-      </w:r>
-    </w:p>
-    <w:p>
-      <w:pPr>
-        <w:spacing w:after="0" w:before="0"/>
-      </w:pPr>
-      <w:r>
-        <w:rPr>
-          <w:b w:val="0"/>
-          <w:sz w:val="22"/>
-        </w:rPr>
-        <w:t>(b) Endometritis</w:t>
-      </w:r>
-    </w:p>
-    <w:p>
-      <w:pPr>
-        <w:spacing w:after="0" w:before="0"/>
-      </w:pPr>
-      <w:r>
-        <w:rPr>
-          <w:b w:val="0"/>
-          <w:sz w:val="22"/>
-        </w:rPr>
-        <w:t>(c) Urinary retention or a distended bladder</w:t>
-      </w:r>
-    </w:p>
-    <w:p>
-      <w:pPr>
-        <w:spacing w:after="0" w:before="0"/>
-      </w:pPr>
-      <w:r>
-        <w:rPr>
-          <w:b w:val="0"/>
-          <w:sz w:val="22"/>
-        </w:rPr>
-        <w:t>(d) Fibroid tumour of the uterus</w:t>
-      </w:r>
-    </w:p>
-    <w:p>
-      <w:pPr>
-        <w:spacing w:after="0" w:before="40"/>
-      </w:pPr>
-      <w:r>
-        <w:rPr>
-          <w:b/>
-          <w:sz w:val="22"/>
-        </w:rPr>
-        <w:t>Answer: c</w:t>
-      </w:r>
-    </w:p>
-    <w:p>
-      <w:pPr>
-        <w:spacing w:after="0" w:before="0"/>
-      </w:pPr>
-      <w:r>
-        <w:rPr>
-          <w:b w:val="0"/>
-          <w:sz w:val="21"/>
-        </w:rPr>
-        <w:t>Solution: The correct answer is D. Urinary retention or a distended bladder can cause the uterus to be displaced laterally to the umbilicus in the early postpartum period. This is because the bladder sits directly in front of the uterus and when it becomes distended, it can push the uterus out of its normal position. Emptying the bladder can usually resolve this issue. If left untreated, a distended bladder can lead to postpartum hemorrhage and other complications. Labor &lt;</w:t>
-      </w:r>
-    </w:p>
-    <w:p>
-      <w:pPr>
-        <w:spacing w:after="0" w:before="0"/>
-      </w:pPr>
-      <w:r>
-        <w:rPr>
-          <w:b w:val="0"/>
-          <w:sz w:val="20"/>
-        </w:rPr>
-        <w:t>Positive Marks: 1</w:t>
-      </w:r>
-    </w:p>
-    <w:p>
-      <w:pPr>
-        <w:spacing w:after="160" w:before="0"/>
-      </w:pPr>
-      <w:r>
-        <w:rPr>
-          <w:b w:val="0"/>
-          <w:sz w:val="20"/>
-        </w:rPr>
-        <w:t>Negative Marks: 0.25</w:t>
-      </w:r>
-    </w:p>
-    <w:p>
-      <w:pPr>
-        <w:spacing w:after="20" w:before="120"/>
-      </w:pPr>
-      <w:r>
-        <w:rPr>
-          <w:b/>
-          <w:sz w:val="22"/>
-        </w:rPr>
-        <w:t>Question: Corona virus has spread worldwide. This is known as:</w:t>
-      </w:r>
-    </w:p>
-    <w:p>
-      <w:pPr>
-        <w:spacing w:after="0" w:before="0"/>
-      </w:pPr>
-      <w:r>
-        <w:rPr>
-          <w:b w:val="0"/>
-          <w:sz w:val="22"/>
-        </w:rPr>
-        <w:t>(a) Endemic</w:t>
-      </w:r>
-    </w:p>
-    <w:p>
-      <w:pPr>
-        <w:spacing w:after="0" w:before="0"/>
-      </w:pPr>
-      <w:r>
-        <w:rPr>
-          <w:b w:val="0"/>
-          <w:sz w:val="22"/>
-        </w:rPr>
-        <w:t>(b) Pandemic</w:t>
-      </w:r>
-    </w:p>
-    <w:p>
-      <w:pPr>
-        <w:spacing w:after="0" w:before="0"/>
-      </w:pPr>
-      <w:r>
-        <w:rPr>
-          <w:b w:val="0"/>
-          <w:sz w:val="22"/>
-        </w:rPr>
-        <w:t>(c) Epidemic</w:t>
-      </w:r>
-    </w:p>
-    <w:p>
-      <w:pPr>
-        <w:spacing w:after="0" w:before="0"/>
-      </w:pPr>
-      <w:r>
-        <w:rPr>
-          <w:b w:val="0"/>
-          <w:sz w:val="22"/>
-        </w:rPr>
-        <w:t>(d) Zoonotic</w:t>
-      </w:r>
-    </w:p>
-    <w:p>
-      <w:pPr>
-        <w:spacing w:after="0" w:before="40"/>
-      </w:pPr>
-      <w:r>
-        <w:rPr>
-          <w:b/>
-          <w:sz w:val="22"/>
-        </w:rPr>
-        <w:t>Answer: b</w:t>
-      </w:r>
-    </w:p>
-    <w:p>
-      <w:pPr>
-        <w:spacing w:after="0" w:before="0"/>
-      </w:pPr>
-      <w:r>
-        <w:rPr>
-          <w:b w:val="0"/>
-          <w:sz w:val="21"/>
-        </w:rPr>
-        <w:t>Solution: The worldwide spread of the coronavirus is known as a pandemic. A pandemic refers to the global outbreak of a disease that affects a significant number of people across multiple countries or continents. The COVID-19 pandemic, caused by the novel coronavirus SARS-CoV-2, was declared by the World Health Organization (WHO) on March 11, 2020. It has resulted in widespread illness, hospitalizations, and deaths, and has had far-reaching social, economic, and public health consequences. Efforts to control the pandemic have involved measures such as testing, contact tracing, quarantine, social distancing, and vaccination campaigns on a global scale.</w:t>
-      </w:r>
-    </w:p>
-    <w:p>
-      <w:pPr>
-        <w:spacing w:after="0" w:before="0"/>
-      </w:pPr>
-      <w:r>
-        <w:rPr>
-          <w:b w:val="0"/>
-          <w:sz w:val="20"/>
-        </w:rPr>
-        <w:t>Positive Marks: 1</w:t>
-      </w:r>
-    </w:p>
-    <w:p>
-      <w:pPr>
-        <w:spacing w:after="160" w:before="0"/>
-      </w:pPr>
-      <w:r>
-        <w:rPr>
-          <w:b w:val="0"/>
-          <w:sz w:val="20"/>
-        </w:rPr>
-        <w:t>Negative Marks: 0.25</w:t>
-      </w:r>
-    </w:p>
-    <w:p>
-      <w:pPr>
-        <w:spacing w:after="20" w:before="120"/>
-      </w:pPr>
-      <w:r>
-        <w:rPr>
-          <w:b/>
-          <w:sz w:val="22"/>
-        </w:rPr>
-        <w:t>Question: A psychiatric patient states: 'My thoughts are being broadcasted live on television for everyone to hear.' This is termed</w:t>
-      </w:r>
-    </w:p>
-    <w:p>
-      <w:pPr>
-        <w:spacing w:after="0" w:before="0"/>
-      </w:pPr>
-      <w:r>
-        <w:rPr>
-          <w:b w:val="0"/>
-          <w:sz w:val="22"/>
-        </w:rPr>
-        <w:t>(a) Clang association</w:t>
-      </w:r>
-    </w:p>
-    <w:p>
-      <w:pPr>
-        <w:spacing w:after="0" w:before="0"/>
-      </w:pPr>
-      <w:r>
-        <w:rPr>
-          <w:b w:val="0"/>
-          <w:sz w:val="22"/>
-        </w:rPr>
-        <w:t>(b) Circumstantiality</w:t>
-      </w:r>
-    </w:p>
-    <w:p>
-      <w:pPr>
-        <w:spacing w:after="0" w:before="0"/>
-      </w:pPr>
-      <w:r>
-        <w:rPr>
-          <w:b w:val="0"/>
-          <w:sz w:val="22"/>
-        </w:rPr>
-        <w:t>(c) Derailment</w:t>
-      </w:r>
-    </w:p>
-    <w:p>
-      <w:pPr>
-        <w:spacing w:after="0" w:before="0"/>
-      </w:pPr>
-      <w:r>
-        <w:rPr>
-          <w:b w:val="0"/>
-          <w:sz w:val="22"/>
-        </w:rPr>
-        <w:t>(d) Thought broadcasting</w:t>
-      </w:r>
-    </w:p>
-    <w:p>
-      <w:pPr>
-        <w:spacing w:after="0" w:before="40"/>
-      </w:pPr>
-      <w:r>
-        <w:rPr>
-          <w:b/>
-          <w:sz w:val="22"/>
-        </w:rPr>
-        <w:t>Answer: d</w:t>
-      </w:r>
-    </w:p>
-    <w:p>
-      <w:pPr>
-        <w:spacing w:after="0" w:before="0"/>
-      </w:pPr>
-      <w:r>
-        <w:rPr>
-          <w:b w:val="0"/>
-          <w:sz w:val="21"/>
-        </w:rPr>
-        <w:t>Solution: Thought broadcasting is a positive psychotic delusion where the individual believes their private thoughts are transmitted passively into the external world.</w:t>
-      </w:r>
-    </w:p>
-    <w:p>
-      <w:pPr>
-        <w:spacing w:after="0" w:before="0"/>
-      </w:pPr>
-      <w:r>
-        <w:rPr>
-          <w:b w:val="0"/>
-          <w:sz w:val="20"/>
-        </w:rPr>
-        <w:t>Positive Marks: 1</w:t>
-      </w:r>
-    </w:p>
-    <w:p>
-      <w:pPr>
-        <w:spacing w:after="160" w:before="0"/>
-      </w:pPr>
-      <w:r>
-        <w:rPr>
-          <w:b w:val="0"/>
-          <w:sz w:val="20"/>
-        </w:rPr>
-        <w:t>Negative Marks: 0.25</w:t>
-      </w:r>
-    </w:p>
-    <w:p>
-      <w:pPr>
-        <w:spacing w:after="20" w:before="120"/>
-      </w:pPr>
-      <w:r>
-        <w:rPr>
-          <w:b/>
-          <w:sz w:val="22"/>
-        </w:rPr>
-        <w:t>Question: An unconscious client needs oral care and suctioning. Which position is safest to prevent aspiration?</w:t>
-      </w:r>
-    </w:p>
-    <w:p>
-      <w:pPr>
-        <w:spacing w:after="0" w:before="0"/>
-      </w:pPr>
-      <w:r>
-        <w:rPr>
-          <w:b w:val="0"/>
-          <w:sz w:val="22"/>
-        </w:rPr>
-        <w:t>(a) Side-lying (lateral) position</w:t>
-      </w:r>
-    </w:p>
-    <w:p>
-      <w:pPr>
-        <w:spacing w:after="0" w:before="0"/>
-      </w:pPr>
-      <w:r>
-        <w:rPr>
-          <w:b w:val="0"/>
-          <w:sz w:val="22"/>
-        </w:rPr>
-        <w:t>(b) Trendelenburg position</w:t>
-      </w:r>
-    </w:p>
-    <w:p>
-      <w:pPr>
-        <w:spacing w:after="0" w:before="0"/>
-      </w:pPr>
-      <w:r>
-        <w:rPr>
-          <w:b w:val="0"/>
-          <w:sz w:val="22"/>
-        </w:rPr>
-        <w:t>(c) Prone position</w:t>
-      </w:r>
-    </w:p>
-    <w:p>
-      <w:pPr>
-        <w:spacing w:after="0" w:before="0"/>
-      </w:pPr>
-      <w:r>
-        <w:rPr>
-          <w:b w:val="0"/>
-          <w:sz w:val="22"/>
-        </w:rPr>
-        <w:t>(d) Supine position</w:t>
-      </w:r>
-    </w:p>
-    <w:p>
-      <w:pPr>
-        <w:spacing w:after="0" w:before="40"/>
-      </w:pPr>
-      <w:r>
-        <w:rPr>
-          <w:b/>
-          <w:sz w:val="22"/>
-        </w:rPr>
-        <w:t>Answer: a</w:t>
-      </w:r>
-    </w:p>
-    <w:p>
-      <w:pPr>
-        <w:spacing w:after="0" w:before="0"/>
-      </w:pPr>
-      <w:r>
-        <w:rPr>
-          <w:b w:val="0"/>
-          <w:sz w:val="21"/>
-        </w:rPr>
-        <w:t>Solution: Side-lying allows secretions to pool in the cheek rather than the pharynx and permits drainage, reducing the risk of aspiration during oral care and suctioning.</w:t>
-      </w:r>
-    </w:p>
-    <w:p>
-      <w:pPr>
-        <w:spacing w:after="0" w:before="0"/>
-      </w:pPr>
-      <w:r>
-        <w:rPr>
-          <w:b w:val="0"/>
-          <w:sz w:val="20"/>
-        </w:rPr>
-        <w:t>Positive Marks: 1</w:t>
-      </w:r>
-    </w:p>
-    <w:p>
-      <w:pPr>
-        <w:spacing w:after="160" w:before="0"/>
-      </w:pPr>
-      <w:r>
-        <w:rPr>
-          <w:b w:val="0"/>
-          <w:sz w:val="20"/>
-        </w:rPr>
-        <w:t>Negative Marks: 0.25</w:t>
-      </w:r>
-    </w:p>
-    <w:p>
-      <w:pPr>
-        <w:spacing w:after="20" w:before="120"/>
-      </w:pPr>
-      <w:r>
-        <w:rPr>
-          <w:b/>
-          <w:sz w:val="22"/>
-        </w:rPr>
-        <w:t>Question: To perform catheterization, the nurse should place a woman in</w:t>
-      </w:r>
-    </w:p>
-    <w:p>
-      <w:pPr>
-        <w:spacing w:after="0" w:before="0"/>
-      </w:pPr>
-      <w:r>
-        <w:rPr>
-          <w:b w:val="0"/>
-          <w:sz w:val="22"/>
-        </w:rPr>
-        <w:t>(a) Trendelenburg position</w:t>
-      </w:r>
-    </w:p>
-    <w:p>
-      <w:pPr>
-        <w:spacing w:after="0" w:before="0"/>
-      </w:pPr>
-      <w:r>
-        <w:rPr>
-          <w:b w:val="0"/>
-          <w:sz w:val="22"/>
-        </w:rPr>
-        <w:t>(b) Lithotomy position</w:t>
-      </w:r>
-    </w:p>
-    <w:p>
-      <w:pPr>
-        <w:spacing w:after="0" w:before="0"/>
-      </w:pPr>
-      <w:r>
-        <w:rPr>
-          <w:b w:val="0"/>
-          <w:sz w:val="22"/>
-        </w:rPr>
-        <w:t>(c) Dorsal recumbent position</w:t>
-      </w:r>
-    </w:p>
-    <w:p>
-      <w:pPr>
-        <w:spacing w:after="0" w:before="0"/>
-      </w:pPr>
-      <w:r>
-        <w:rPr>
-          <w:b w:val="0"/>
-          <w:sz w:val="22"/>
-        </w:rPr>
-        <w:t>(d) Sim's position</w:t>
-      </w:r>
-    </w:p>
-    <w:p>
-      <w:pPr>
-        <w:spacing w:after="0" w:before="40"/>
-      </w:pPr>
-      <w:r>
-        <w:rPr>
-          <w:b/>
-          <w:sz w:val="22"/>
-        </w:rPr>
-        <w:t>Answer: c</w:t>
-      </w:r>
-    </w:p>
-    <w:p>
-      <w:pPr>
-        <w:spacing w:after="0" w:before="0"/>
-      </w:pPr>
-      <w:r>
-        <w:rPr>
-          <w:b w:val="0"/>
-          <w:sz w:val="21"/>
-        </w:rPr>
-        <w:t>Solution: For urinary catheterization, the woman is placed in the dorsal recumbent position.</w:t>
-      </w:r>
-    </w:p>
-    <w:p>
-      <w:pPr>
-        <w:spacing w:after="0" w:before="0"/>
-      </w:pPr>
-      <w:r>
-        <w:rPr>
-          <w:b w:val="0"/>
-          <w:sz w:val="20"/>
-        </w:rPr>
-        <w:t>Positive Marks: 1</w:t>
-      </w:r>
-    </w:p>
-    <w:p>
-      <w:pPr>
-        <w:spacing w:after="160" w:before="0"/>
-      </w:pPr>
-      <w:r>
-        <w:rPr>
-          <w:b w:val="0"/>
-          <w:sz w:val="20"/>
-        </w:rPr>
-        <w:t>Negative Marks: 0.25</w:t>
-      </w:r>
-    </w:p>
-    <w:p>
-      <w:pPr>
-        <w:spacing w:after="20" w:before="120"/>
-      </w:pPr>
-      <w:r>
-        <w:rPr>
-          <w:b/>
-          <w:sz w:val="22"/>
-        </w:rPr>
-        <w:t>Question: According to WHO, severe protein-energy malnutrition (PEM) is described if MUAC (Mid-Upper Arm Circumference) is:</w:t>
-      </w:r>
-    </w:p>
-    <w:p>
-      <w:pPr>
-        <w:spacing w:after="0" w:before="0"/>
-      </w:pPr>
-      <w:r>
-        <w:rPr>
-          <w:b w:val="0"/>
-          <w:sz w:val="22"/>
-        </w:rPr>
-        <w:t>(a) 12.5</w:t>
-      </w:r>
-    </w:p>
-    <w:p>
-      <w:pPr>
-        <w:spacing w:after="0" w:before="0"/>
-      </w:pPr>
-      <w:r>
-        <w:rPr>
-          <w:b w:val="0"/>
-          <w:sz w:val="22"/>
-        </w:rPr>
-        <w:t>(b) 12.5-13.5</w:t>
-      </w:r>
-    </w:p>
-    <w:p>
-      <w:pPr>
-        <w:spacing w:after="0" w:before="0"/>
-      </w:pPr>
-      <w:r>
-        <w:rPr>
-          <w:b w:val="0"/>
-          <w:sz w:val="22"/>
-        </w:rPr>
-        <w:t>(c) &gt;13.5</w:t>
-      </w:r>
-    </w:p>
-    <w:p>
-      <w:pPr>
-        <w:spacing w:after="0" w:before="0"/>
-      </w:pPr>
-      <w:r>
-        <w:rPr>
-          <w:b w:val="0"/>
-          <w:sz w:val="22"/>
-        </w:rPr>
-        <w:t>(d) &lt;11.5 cm</w:t>
-      </w:r>
-    </w:p>
-    <w:p>
-      <w:pPr>
-        <w:spacing w:after="0" w:before="40"/>
-      </w:pPr>
-      <w:r>
-        <w:rPr>
-          <w:b/>
-          <w:sz w:val="22"/>
-        </w:rPr>
-        <w:t>Answer: d</w:t>
-      </w:r>
-    </w:p>
-    <w:p>
-      <w:pPr>
-        <w:spacing w:after="0" w:before="0"/>
-      </w:pPr>
-      <w:r>
-        <w:rPr>
-          <w:b w:val="0"/>
-          <w:sz w:val="21"/>
-        </w:rPr>
-        <w:t>Solution: According to the World Health Organization (WHO), severe protein-energy malnutrition (PEM) is described if the Mid-Upper Arm Circumference (MUAC) is less than 11.5 cm (option D). MUAC is a simple and practical measurement used to assess nutritional status, particularly in children. It is measured by wrapping a tape around the midpoint of the upper arm. MUAC is an indicator of muscle and fat stores, and a measurement below a certain threshold suggests severe malnutrition. MUAC values vary based on age, sex, and population, and WHO provides specific cutoffs for different age groups. Identifying severe PEM through MUAC measurement is crucial for timely intervention and appropriate management.</w:t>
-      </w:r>
-    </w:p>
-    <w:p>
-      <w:pPr>
-        <w:spacing w:after="0" w:before="0"/>
-      </w:pPr>
-      <w:r>
-        <w:rPr>
-          <w:b w:val="0"/>
-          <w:sz w:val="20"/>
-        </w:rPr>
-        <w:t>Positive Marks: 1</w:t>
-      </w:r>
-    </w:p>
-    <w:p>
-      <w:pPr>
-        <w:spacing w:after="160" w:before="0"/>
-      </w:pPr>
-      <w:r>
-        <w:rPr>
-          <w:b w:val="0"/>
-          <w:sz w:val="20"/>
-        </w:rPr>
-        <w:t>Negative Marks: 0.25</w:t>
-      </w:r>
-    </w:p>
-    <w:p>
-      <w:pPr>
-        <w:spacing w:after="20" w:before="120"/>
-      </w:pPr>
-      <w:r>
-        <w:rPr>
-          <w:b/>
-          <w:sz w:val="22"/>
-        </w:rPr>
-        <w:t>Question: Immediately following normal third stage delivery, where should the uterine fundus be palpated?</w:t>
-      </w:r>
-    </w:p>
-    <w:p>
-      <w:pPr>
-        <w:spacing w:after="0" w:before="0"/>
-      </w:pPr>
-      <w:r>
-        <w:rPr>
-          <w:b w:val="0"/>
-          <w:sz w:val="22"/>
-        </w:rPr>
-        <w:t>(a) Above umbilicus</w:t>
-      </w:r>
-    </w:p>
-    <w:p>
-      <w:pPr>
-        <w:spacing w:after="0" w:before="0"/>
-      </w:pPr>
-      <w:r>
-        <w:rPr>
-          <w:b w:val="0"/>
-          <w:sz w:val="22"/>
-        </w:rPr>
-        <w:t>(b) Below symphysis pubis</w:t>
-      </w:r>
-    </w:p>
-    <w:p>
-      <w:pPr>
-        <w:spacing w:after="0" w:before="0"/>
-      </w:pPr>
-      <w:r>
-        <w:rPr>
-          <w:b w:val="0"/>
-          <w:sz w:val="22"/>
-        </w:rPr>
-        <w:t>(c) At xiphoid process</w:t>
-      </w:r>
-    </w:p>
-    <w:p>
-      <w:pPr>
-        <w:spacing w:after="0" w:before="0"/>
-      </w:pPr>
-      <w:r>
-        <w:rPr>
-          <w:b w:val="0"/>
-          <w:sz w:val="22"/>
-        </w:rPr>
-        <w:t>(d) Midway between symphysis pubis and umbilicus (or at level of umbilicus)</w:t>
-      </w:r>
-    </w:p>
-    <w:p>
-      <w:pPr>
-        <w:spacing w:after="0" w:before="40"/>
-      </w:pPr>
-      <w:r>
-        <w:rPr>
-          <w:b/>
-          <w:sz w:val="22"/>
-        </w:rPr>
-        <w:t>Answer: d</w:t>
-      </w:r>
-    </w:p>
-    <w:p>
-      <w:pPr>
-        <w:spacing w:after="0" w:before="0"/>
-      </w:pPr>
-      <w:r>
-        <w:rPr>
-          <w:b w:val="0"/>
-          <w:sz w:val="21"/>
-        </w:rPr>
-        <w:t>Solution: Immediately after placental delivery, the firmly contracted uterine fundus is palpated at or 1-2 cm below the level of the umbilicus.</w:t>
-      </w:r>
-    </w:p>
-    <w:p>
-      <w:pPr>
-        <w:spacing w:after="0" w:before="0"/>
-      </w:pPr>
-      <w:r>
-        <w:rPr>
-          <w:b w:val="0"/>
-          <w:sz w:val="20"/>
-        </w:rPr>
-        <w:t>Positive Marks: 1</w:t>
-      </w:r>
-    </w:p>
-    <w:p>
-      <w:pPr>
-        <w:spacing w:after="160" w:before="0"/>
-      </w:pPr>
-      <w:r>
-        <w:rPr>
-          <w:b w:val="0"/>
-          <w:sz w:val="20"/>
-        </w:rPr>
-        <w:t>Negative Marks: 0.25</w:t>
-      </w:r>
-    </w:p>
-    <w:p>
-      <w:pPr>
-        <w:spacing w:after="20" w:before="120"/>
-      </w:pPr>
-      <w:r>
-        <w:rPr>
-          <w:b/>
-          <w:sz w:val="22"/>
-        </w:rPr>
-        <w:t>Question: OCD Eradication is described as?</w:t>
-      </w:r>
-    </w:p>
-    <w:p>
-      <w:pPr>
-        <w:spacing w:after="0" w:before="0"/>
-      </w:pPr>
-      <w:r>
-        <w:rPr>
-          <w:b w:val="0"/>
-          <w:sz w:val="22"/>
-        </w:rPr>
-        <w:t>(a) A disease is completely reduced to zero worldwide.</w:t>
-      </w:r>
-    </w:p>
-    <w:p>
-      <w:pPr>
-        <w:spacing w:after="0" w:before="0"/>
-      </w:pPr>
-      <w:r>
-        <w:rPr>
-          <w:b w:val="0"/>
-          <w:sz w:val="22"/>
-        </w:rPr>
-        <w:t>(b) Adisease has controlled in a specific geographical are</w:t>
-      </w:r>
-    </w:p>
-    <w:p>
-      <w:pPr>
-        <w:spacing w:after="0" w:before="0"/>
-      </w:pPr>
-      <w:r>
-        <w:rPr>
-          <w:b w:val="0"/>
-          <w:sz w:val="22"/>
-        </w:rPr>
-        <w:t>(c) A disease which is not controlling in a specific communityare</w:t>
-      </w:r>
-    </w:p>
-    <w:p>
-      <w:pPr>
-        <w:spacing w:after="0" w:before="0"/>
-      </w:pPr>
-      <w:r>
-        <w:rPr>
-          <w:b w:val="0"/>
-          <w:sz w:val="22"/>
-        </w:rPr>
-        <w:t>(d) A disease has been reduced to zero in a specific regionor geographical are</w:t>
-      </w:r>
-    </w:p>
-    <w:p>
-      <w:pPr>
-        <w:spacing w:after="0" w:before="40"/>
-      </w:pPr>
-      <w:r>
-        <w:rPr>
-          <w:b/>
-          <w:sz w:val="22"/>
-        </w:rPr>
-        <w:t>Answer: a</w:t>
-      </w:r>
-    </w:p>
-    <w:p>
-      <w:pPr>
-        <w:spacing w:after="0" w:before="0"/>
-      </w:pPr>
-      <w:r>
-        <w:rPr>
-          <w:b w:val="0"/>
-          <w:sz w:val="21"/>
-        </w:rPr>
-        <w:t>Solution: Eradication (option A) is described as a disease being completely reduced to zero worldwide. Eradication refers to the permanent elimination of a specific disease or pathogen from all populations globally. Achieving eradication requires comprehensive strategies, including effective prevention, treatment, and vaccination programs, along with surveillance and control measures. Examples of diseases that have been successfully eradicated include smallpox, which was officially declared eradicated in 1980, and rinderpest, a viral disease in animals eradicated in 2011. Eradication efforts involve collaboration between international organizations, governments, healthcare systems, and communities to ensure the complete elimination of the disease.</w:t>
-      </w:r>
-    </w:p>
-    <w:p>
-      <w:pPr>
-        <w:spacing w:after="0" w:before="0"/>
-      </w:pPr>
-      <w:r>
-        <w:rPr>
-          <w:b w:val="0"/>
-          <w:sz w:val="20"/>
-        </w:rPr>
-        <w:t>Positive Marks: 1</w:t>
-      </w:r>
-    </w:p>
-    <w:p>
-      <w:pPr>
-        <w:spacing w:after="160" w:before="0"/>
-      </w:pPr>
-      <w:r>
-        <w:rPr>
-          <w:b w:val="0"/>
-          <w:sz w:val="20"/>
-        </w:rPr>
-        <w:t>Negative Marks: 0.25</w:t>
-      </w:r>
-    </w:p>
-    <w:p>
-      <w:pPr>
-        <w:spacing w:after="20" w:before="120"/>
-      </w:pPr>
-      <w:r>
-        <w:rPr>
-          <w:b/>
-          <w:sz w:val="22"/>
-        </w:rPr>
-        <w:t>Question: A mother calls the emergency room (ER) frantically reporting that her 3-year-old girl child has found eating pills out of a bottle in the medicine cabinet. Which action should the emergency room nurse suggest to the mother?</w:t>
-      </w:r>
-    </w:p>
-    <w:p>
-      <w:pPr>
-        <w:spacing w:after="0" w:before="0"/>
-      </w:pPr>
-      <w:r>
-        <w:rPr>
-          <w:b w:val="0"/>
-          <w:sz w:val="22"/>
-        </w:rPr>
-        <w:t>(a) Give the child 15 ml of syrup of ipecac immediately</w:t>
-      </w:r>
-    </w:p>
-    <w:p>
-      <w:pPr>
-        <w:spacing w:after="0" w:before="0"/>
-      </w:pPr>
-      <w:r>
-        <w:rPr>
-          <w:b w:val="0"/>
-          <w:sz w:val="22"/>
-        </w:rPr>
-        <w:t>(b) Give the child 10 ml of syrup of ipecac with a sip of water</w:t>
-      </w:r>
-    </w:p>
-    <w:p>
-      <w:pPr>
-        <w:spacing w:after="0" w:before="0"/>
-      </w:pPr>
-      <w:r>
-        <w:rPr>
-          <w:b w:val="0"/>
-          <w:sz w:val="22"/>
-        </w:rPr>
-        <w:t>(c) Give the child 1 cup of water to induce vomiting</w:t>
-      </w:r>
-    </w:p>
-    <w:p>
-      <w:pPr>
-        <w:spacing w:after="0" w:before="0"/>
-      </w:pPr>
-      <w:r>
-        <w:rPr>
-          <w:b w:val="0"/>
-          <w:sz w:val="22"/>
-        </w:rPr>
-        <w:t>(d) Bring the child to the emergency department immediately</w:t>
-      </w:r>
-    </w:p>
-    <w:p>
-      <w:pPr>
-        <w:spacing w:after="0" w:before="40"/>
-      </w:pPr>
-      <w:r>
-        <w:rPr>
-          <w:b/>
-          <w:sz w:val="22"/>
-        </w:rPr>
-        <w:t>Answer: d</w:t>
-      </w:r>
-    </w:p>
-    <w:p>
-      <w:pPr>
-        <w:spacing w:after="0" w:before="0"/>
-      </w:pPr>
-      <w:r>
-        <w:rPr>
-          <w:b w:val="0"/>
-          <w:sz w:val="21"/>
-        </w:rPr>
-        <w:t>Solution: According to the American Academy of Pediatrics, syrup of ipecac is no longer recommended for the routine management of pediatric poisoning. It is associated with vomiting, which can be dangerous, especially in cases of hydrocarbon or caustic substance ingestion. The first priority is to assess the child's level of consciousness, breathing, and vital signs. The nurse should instruct the mother to bring the child to the emergency department immediately. If the child is conscious, the nurse should instruct the mother to try to identify the medication and the amount the child ingested. This information will be crucial in determining the appropriate treatment for the child.</w:t>
-      </w:r>
-    </w:p>
-    <w:p>
-      <w:pPr>
-        <w:spacing w:after="0" w:before="0"/>
-      </w:pPr>
-      <w:r>
-        <w:rPr>
-          <w:b w:val="0"/>
-          <w:sz w:val="20"/>
-        </w:rPr>
-        <w:t>Positive Marks: 1</w:t>
-      </w:r>
-    </w:p>
-    <w:p>
-      <w:pPr>
-        <w:spacing w:after="160" w:before="0"/>
-      </w:pPr>
-      <w:r>
-        <w:rPr>
-          <w:b w:val="0"/>
-          <w:sz w:val="20"/>
-        </w:rPr>
-        <w:t>Negative Marks: 0.25</w:t>
-      </w:r>
-    </w:p>
-    <w:p>
-      <w:pPr>
-        <w:spacing w:after="20" w:before="120"/>
-      </w:pPr>
-      <w:r>
-        <w:rPr>
-          <w:b/>
-          <w:sz w:val="22"/>
-        </w:rPr>
-        <w:t>Question: A patient in the post-op area after having a right side mastectomy. What should be the priority care for this patient?</w:t>
-      </w:r>
-    </w:p>
-    <w:p>
-      <w:pPr>
-        <w:spacing w:after="0" w:before="0"/>
-      </w:pPr>
-      <w:r>
-        <w:rPr>
-          <w:b w:val="0"/>
-          <w:sz w:val="22"/>
-        </w:rPr>
-        <w:t>(a) Take BP from left side</w:t>
-      </w:r>
-    </w:p>
-    <w:p>
-      <w:pPr>
-        <w:spacing w:after="0" w:before="0"/>
-      </w:pPr>
-      <w:r>
-        <w:rPr>
-          <w:b w:val="0"/>
-          <w:sz w:val="22"/>
-        </w:rPr>
-        <w:t>(b) Take BP from right side</w:t>
-      </w:r>
-    </w:p>
-    <w:p>
-      <w:pPr>
-        <w:spacing w:after="0" w:before="0"/>
-      </w:pPr>
-      <w:r>
-        <w:rPr>
-          <w:b w:val="0"/>
-          <w:sz w:val="22"/>
-        </w:rPr>
-        <w:t>(c) Attach pulse oximetry on right side</w:t>
-      </w:r>
-    </w:p>
-    <w:p>
-      <w:pPr>
-        <w:spacing w:after="0" w:before="0"/>
-      </w:pPr>
-      <w:r>
-        <w:rPr>
-          <w:b w:val="0"/>
-          <w:sz w:val="22"/>
-        </w:rPr>
-        <w:t>(d) Attach pulse oximetry on left side</w:t>
-      </w:r>
-    </w:p>
-    <w:p>
-      <w:pPr>
-        <w:spacing w:after="0" w:before="40"/>
-      </w:pPr>
-      <w:r>
-        <w:rPr>
-          <w:b/>
-          <w:sz w:val="22"/>
-        </w:rPr>
-        <w:t>Answer: a</w:t>
-      </w:r>
-    </w:p>
-    <w:p>
-      <w:pPr>
-        <w:spacing w:after="0" w:before="0"/>
-      </w:pPr>
-      <w:r>
-        <w:rPr>
-          <w:b w:val="0"/>
-          <w:sz w:val="21"/>
-        </w:rPr>
-        <w:t>Solution: After right-sided mastectomy, BP is taken from the left side (right arm is at risk of lymphoedema).</w:t>
-      </w:r>
-    </w:p>
-    <w:p>
-      <w:pPr>
-        <w:spacing w:after="0" w:before="0"/>
-      </w:pPr>
-      <w:r>
-        <w:rPr>
-          <w:b w:val="0"/>
-          <w:sz w:val="20"/>
-        </w:rPr>
-        <w:t>Positive Marks: 1</w:t>
-      </w:r>
-    </w:p>
-    <w:p>
-      <w:pPr>
-        <w:spacing w:after="160" w:before="0"/>
-      </w:pPr>
-      <w:r>
-        <w:rPr>
-          <w:b w:val="0"/>
-          <w:sz w:val="20"/>
-        </w:rPr>
-        <w:t>Negative Marks: 0.25</w:t>
-      </w:r>
-    </w:p>
-    <w:p>
-      <w:pPr>
-        <w:spacing w:after="20" w:before="120"/>
-      </w:pPr>
-      <w:r>
-        <w:rPr>
-          <w:b/>
-          <w:sz w:val="22"/>
-        </w:rPr>
-        <w:t>Question: Effective way to destroy the malaria larva</w:t>
-      </w:r>
-    </w:p>
-    <w:p>
-      <w:pPr>
-        <w:spacing w:after="0" w:before="0"/>
-      </w:pPr>
-      <w:r>
-        <w:rPr>
-          <w:b w:val="0"/>
-          <w:sz w:val="22"/>
-        </w:rPr>
-        <w:t>(a) Adding chemicals like bleach to the water</w:t>
-      </w:r>
-    </w:p>
-    <w:p>
-      <w:pPr>
-        <w:spacing w:after="0" w:before="0"/>
-      </w:pPr>
-      <w:r>
-        <w:rPr>
-          <w:b w:val="0"/>
-          <w:sz w:val="22"/>
-        </w:rPr>
-        <w:t>(b) Using gambos fish</w:t>
-      </w:r>
-    </w:p>
-    <w:p>
-      <w:pPr>
-        <w:spacing w:after="0" w:before="0"/>
-      </w:pPr>
-      <w:r>
-        <w:rPr>
-          <w:b w:val="0"/>
-          <w:sz w:val="22"/>
-        </w:rPr>
-        <w:t>(c) Use of kerosene</w:t>
-      </w:r>
-    </w:p>
-    <w:p>
-      <w:pPr>
-        <w:spacing w:after="0" w:before="0"/>
-      </w:pPr>
-      <w:r>
-        <w:rPr>
-          <w:b w:val="0"/>
-          <w:sz w:val="22"/>
-        </w:rPr>
-        <w:t>(d) Use of Spirit</w:t>
-      </w:r>
-    </w:p>
-    <w:p>
-      <w:pPr>
-        <w:spacing w:after="0" w:before="40"/>
-      </w:pPr>
-      <w:r>
-        <w:rPr>
-          <w:b/>
-          <w:sz w:val="22"/>
-        </w:rPr>
-        <w:t>Answer: b</w:t>
-      </w:r>
-    </w:p>
-    <w:p>
-      <w:pPr>
-        <w:spacing w:after="0" w:before="0"/>
-      </w:pPr>
-      <w:r>
-        <w:rPr>
-          <w:b w:val="0"/>
-          <w:sz w:val="21"/>
-        </w:rPr>
-        <w:t>Solution: Gambusia (larvivorous fish) is an effective biological method to destroy mosquito larvae in water.</w:t>
-      </w:r>
-    </w:p>
-    <w:p>
-      <w:pPr>
-        <w:spacing w:after="0" w:before="0"/>
-      </w:pPr>
-      <w:r>
-        <w:rPr>
-          <w:b w:val="0"/>
-          <w:sz w:val="20"/>
-        </w:rPr>
-        <w:t>Positive Marks: 1</w:t>
-      </w:r>
-    </w:p>
-    <w:p>
-      <w:pPr>
-        <w:spacing w:after="160" w:before="0"/>
-      </w:pPr>
-      <w:r>
-        <w:rPr>
-          <w:b w:val="0"/>
-          <w:sz w:val="20"/>
-        </w:rPr>
-        <w:t>Negative Marks: 0.25</w:t>
-      </w:r>
-    </w:p>
-    <w:p>
-      <w:pPr>
-        <w:spacing w:after="20" w:before="120"/>
-      </w:pPr>
-      <w:r>
-        <w:rPr>
-          <w:b/>
-          <w:sz w:val="22"/>
-        </w:rPr>
-        <w:t>Question: When inspecting a cardiovascular client, the nurse notes that he needs to sit upright to breathe. This behavior is most indicative of:</w:t>
-      </w:r>
-    </w:p>
-    <w:p>
-      <w:pPr>
-        <w:spacing w:after="0" w:before="0"/>
-      </w:pPr>
-      <w:r>
-        <w:rPr>
-          <w:b w:val="0"/>
-          <w:sz w:val="22"/>
-        </w:rPr>
-        <w:t>(a) Congestive heart failure</w:t>
-      </w:r>
-    </w:p>
-    <w:p>
-      <w:pPr>
-        <w:spacing w:after="0" w:before="0"/>
-      </w:pPr>
-      <w:r>
-        <w:rPr>
-          <w:b w:val="0"/>
-          <w:sz w:val="22"/>
-        </w:rPr>
-        <w:t>(b) Anxiety</w:t>
-      </w:r>
-    </w:p>
-    <w:p>
-      <w:pPr>
-        <w:spacing w:after="0" w:before="0"/>
-      </w:pPr>
-      <w:r>
-        <w:rPr>
-          <w:b w:val="0"/>
-          <w:sz w:val="22"/>
-        </w:rPr>
-        <w:t>(c) Pericarditis</w:t>
-      </w:r>
-    </w:p>
-    <w:p>
-      <w:pPr>
-        <w:spacing w:after="0" w:before="0"/>
-      </w:pPr>
-      <w:r>
-        <w:rPr>
-          <w:b w:val="0"/>
-          <w:sz w:val="22"/>
-        </w:rPr>
-        <w:t>(d) Angina</w:t>
-      </w:r>
-    </w:p>
-    <w:p>
-      <w:pPr>
-        <w:spacing w:after="0" w:before="40"/>
-      </w:pPr>
-      <w:r>
-        <w:rPr>
-          <w:b/>
-          <w:sz w:val="22"/>
-        </w:rPr>
-        <w:t>Answer: a</w:t>
-      </w:r>
-    </w:p>
-    <w:p>
-      <w:pPr>
-        <w:spacing w:after="0" w:before="0"/>
-      </w:pPr>
-      <w:r>
-        <w:rPr>
-          <w:b w:val="0"/>
-          <w:sz w:val="21"/>
-        </w:rPr>
-        <w:t>Solution: The behavior of needing to sit upright to breathe is most indicative of congestive heart failure (CHF). In congestive heart failure, the heart is unable to pump blood effectively, leading to a buildup of fluid in the lungs (pulmonary edema). This can result in difficulty breathing when lying down, a condition known as orthopnea. Patients with CHF often find relief by sitting up or elevating their upper body, which reduces the pressure on the lungs and makes it easier to breathe.</w:t>
-      </w:r>
-    </w:p>
-    <w:p>
-      <w:pPr>
-        <w:spacing w:after="0" w:before="0"/>
-      </w:pPr>
-      <w:r>
-        <w:rPr>
-          <w:b w:val="0"/>
-          <w:sz w:val="20"/>
-        </w:rPr>
-        <w:t>Positive Marks: 1</w:t>
-      </w:r>
-    </w:p>
-    <w:p>
-      <w:pPr>
-        <w:spacing w:after="160" w:before="0"/>
-      </w:pPr>
-      <w:r>
-        <w:rPr>
-          <w:b w:val="0"/>
-          <w:sz w:val="20"/>
-        </w:rPr>
-        <w:t>Negative Marks: 0.25</w:t>
+      <w:r>
+        <w:t xml:space="preserve">Question: The normal serum calcium level in an adult is:</w:t>
+      </w:r>
+    </w:p>
+    <w:p>
+      <w:r>
+        <w:t xml:space="preserve">(a) 8.5–10.5 mg/dL</w:t>
+      </w:r>
+    </w:p>
+    <w:p>
+      <w:r>
+        <w:t xml:space="preserve">(b) 3–5 mg/dL</w:t>
+      </w:r>
+    </w:p>
+    <w:p>
+      <w:r>
+        <w:t xml:space="preserve">(c) 12–15 mg/dL</w:t>
+      </w:r>
+    </w:p>
+    <w:p>
+      <w:r>
+        <w:t xml:space="preserve">(d) 18–20 mg/dL</w:t>
+      </w:r>
+    </w:p>
+    <w:p>
+      <w:r>
+        <w:t xml:space="preserve">Answer: a</w:t>
+      </w:r>
+    </w:p>
+    <w:p>
+      <w:r>
+        <w:t xml:space="preserve">Solution: ✅ Correct Answer: (a) 8.5–10.5 mg/dL</w:t>
+      </w:r>
+    </w:p>
+    <w:p>
+      <w:r>
+        <w:t xml:space="preserve">🧠 Clinical Rationale: Normal serum calcium is 8.5–10.5 mg/dL. HYPOCALCEMIA (&lt;8.5) causes tetany — Chvostek's and Trousseau's signs; HYPERCALCEMIA (&gt;10.5) causes polyuria, constipation, weakness, and arrhythmias. Calcium is regulated by PTH, calcitriol (vitamin D), and calcitonin.</w:t>
+      </w:r>
+    </w:p>
+    <w:p>
+      <w:r>
+        <w:t xml:space="preserve">🔍 Key Clues: "Normal serum calcium" → the 8.5–10.5 mg/dL anchor.</w:t>
+      </w:r>
+    </w:p>
+    <w:p>
+      <w:r>
+        <w:t xml:space="preserve">❌ Why Not Other Options?</w:t>
+      </w:r>
+    </w:p>
+    <w:p>
+      <w:r>
+        <w:t xml:space="preserve">(b) — 3–5 mg/dL is the normal POTASSIUM range.</w:t>
+      </w:r>
+    </w:p>
+    <w:p>
+      <w:r>
+        <w:t xml:space="preserve">(c) — 12–15 mg/dL is significant hypercalcemia.</w:t>
+      </w:r>
+    </w:p>
+    <w:p>
+      <w:r>
+        <w:t xml:space="preserve">(d) — 18–20 mg/dL is extreme hypercalcemia — often fatal.</w:t>
+      </w:r>
+    </w:p>
+    <w:p>
+      <w:r>
+        <w:t xml:space="preserve">⚠️ Exam Trap: The electrolyte anchor ranges (Ca 8.5–10.5, K 3.5–5, Mg 1.5–2.5, Na 135–145) are deliberately swapped as distractors — the K range appears as option (b).</w:t>
+      </w:r>
+    </w:p>
+    <w:p>
+      <w:r>
+        <w:t xml:space="preserve">💎 PNC Pearl: "Calcium 8.5–10.5 — low = twitchy (tetany), high = lazy (constipation, weakness)."</w:t>
+      </w:r>
+    </w:p>
+    <w:p>
+      <w:r>
+        <w:t xml:space="preserve">📌 Concept Extension: Ionized calcium (4.5–5.6 mg/dL) is the physiologically active form — preferred in critical care.</w:t>
+      </w:r>
+    </w:p>
+    <w:p>
+      <w:r>
+        <w:t xml:space="preserve">Positive Marks: 1</w:t>
+      </w:r>
+    </w:p>
+    <w:p>
+      <w:r>
+        <w:t xml:space="preserve">Negative Marks: 0.25</w:t>
+      </w:r>
+    </w:p>
+    <w:p>
+      <w:r>
+        <w:t xml:space="preserve"/>
+      </w:r>
+    </w:p>
+    <w:p>
+      <w:r>
+        <w:t xml:space="preserve">Question: The nurse is caring for a patient with a gastrostomy tube. Before each feeding, the nurse should:</w:t>
+      </w:r>
+    </w:p>
+    <w:p>
+      <w:r>
+        <w:t xml:space="preserve">(a) Verify tube placement and check the gastric residual</w:t>
+      </w:r>
+    </w:p>
+    <w:p>
+      <w:r>
+        <w:t xml:space="preserve">(b) Give the feed without checks</w:t>
+      </w:r>
+    </w:p>
+    <w:p>
+      <w:r>
+        <w:t xml:space="preserve">(c) Flush with hot water</w:t>
+      </w:r>
+    </w:p>
+    <w:p>
+      <w:r>
+        <w:t xml:space="preserve">(d) Remove the tube</w:t>
+      </w:r>
+    </w:p>
+    <w:p>
+      <w:r>
+        <w:t xml:space="preserve">Answer: a</w:t>
+      </w:r>
+    </w:p>
+    <w:p>
+      <w:r>
+        <w:t xml:space="preserve">Solution: ✅ Correct Answer: (a) Verify tube placement and check the gastric residual</w:t>
+      </w:r>
+    </w:p>
+    <w:p>
+      <w:r>
+        <w:t xml:space="preserve">🧠 Clinical Rationale: Before every gastrostomy feed, the nurse VERIFIES PLACEMENT (external tube length mark, aspirate pH) and checks the GASTRIC RESIDUAL — holding the feed per protocol if residual is high (&gt;200–250 mL), which signals delayed emptying and aspiration risk. The head of bed is elevated during and after feeding.</w:t>
+      </w:r>
+    </w:p>
+    <w:p>
+      <w:r>
+        <w:t xml:space="preserve">🔍 Key Clues: "Gastrostomy tube... before each feeding" → placement check + residual check.</w:t>
+      </w:r>
+    </w:p>
+    <w:p>
+      <w:r>
+        <w:t xml:space="preserve">❌ Why Not Other Options?</w:t>
+      </w:r>
+    </w:p>
+    <w:p>
+      <w:r>
+        <w:t xml:space="preserve">(b) — Feeding without checks risks aspirating into the lungs if placement is wrong or the stomach is full.</w:t>
+      </w:r>
+    </w:p>
+    <w:p>
+      <w:r>
+        <w:t xml:space="preserve">(c) — Hot water flushes can burn the gastric mucosa — use room-temperature water.</w:t>
+      </w:r>
+    </w:p>
+    <w:p>
+      <w:r>
+        <w:t xml:space="preserve">(d) — Removing the tube is not part of routine feeding care.</w:t>
+      </w:r>
+    </w:p>
+    <w:p>
+      <w:r>
+        <w:t xml:space="preserve">⚠️ Exam Trap: Residual &gt;200–250 mL = hold the feed and reassess — the "hold if high residual" threshold is the tested number.</w:t>
+      </w:r>
+    </w:p>
+    <w:p>
+      <w:r>
+        <w:t xml:space="preserve">💎 PNC Pearl: Tube feeding: verify placement, check residual, HOB 30–45°, flush before/after, monitor tolerance.</w:t>
+      </w:r>
+    </w:p>
+    <w:p>
+      <w:r>
+        <w:t xml:space="preserve">📌 Concept Extension: Feed at room temperature and use continuous vs bolus per protocol; watch for dumping syndrome with rapid boluses.</w:t>
+      </w:r>
+    </w:p>
+    <w:p>
+      <w:r>
+        <w:t xml:space="preserve">Positive Marks: 1</w:t>
+      </w:r>
+    </w:p>
+    <w:p>
+      <w:r>
+        <w:t xml:space="preserve">Negative Marks: 0.25</w:t>
+      </w:r>
+    </w:p>
+    <w:p>
+      <w:r>
+        <w:t xml:space="preserve"/>
+      </w:r>
+    </w:p>
+    <w:p>
+      <w:r>
+        <w:t xml:space="preserve">Question: A patient with acute renal failure has oliguria. The nurse should:</w:t>
+      </w:r>
+    </w:p>
+    <w:p>
+      <w:r>
+        <w:t xml:space="preserve">(a) Restrict fluids, monitor I/O and daily weight, and limit potassium</w:t>
+      </w:r>
+    </w:p>
+    <w:p>
+      <w:r>
+        <w:t xml:space="preserve">(b) Encourage unlimited fluids</w:t>
+      </w:r>
+    </w:p>
+    <w:p>
+      <w:r>
+        <w:t xml:space="preserve">(c) Give high-potassium foods</w:t>
+      </w:r>
+    </w:p>
+    <w:p>
+      <w:r>
+        <w:t xml:space="preserve">(d) Stop monitoring</w:t>
+      </w:r>
+    </w:p>
+    <w:p>
+      <w:r>
+        <w:t xml:space="preserve">Answer: a</w:t>
+      </w:r>
+    </w:p>
+    <w:p>
+      <w:r>
+        <w:t xml:space="preserve">Solution: ✅ Correct Answer: (a) Restrict fluids, monitor I/O and daily weight, and limit potassium</w:t>
+      </w:r>
+    </w:p>
+    <w:p>
+      <w:r>
+        <w:t xml:space="preserve">🧠 Clinical Rationale: In oliguric renal failure, the kidneys cannot excrete water or potassium. Fluids are RESTRICTED (output + insensible losses), potassium and protein are LIMITED, and the nurse monitors STRICT I/O, DAILY WEIGHT, and electrolytes — preventing fluid overload (pulmonary edema) and hyperkalemia (fatal arrhythmias).</w:t>
+      </w:r>
+    </w:p>
+    <w:p>
+      <w:r>
+        <w:t xml:space="preserve">🔍 Key Clues: "Acute renal failure" + "oliguria" → restrict fluids + limit potassium + monitor weight/I/O.</w:t>
+      </w:r>
+    </w:p>
+    <w:p>
+      <w:r>
+        <w:t xml:space="preserve">❌ Why Not Other Options?</w:t>
+      </w:r>
+    </w:p>
+    <w:p>
+      <w:r>
+        <w:t xml:space="preserve">(b) — Unlimited fluids cause pulmonary edema in an oliguric patient.</w:t>
+      </w:r>
+    </w:p>
+    <w:p>
+      <w:r>
+        <w:t xml:space="preserve">(c) — High-potassium foods risk hyperkalemia → cardiac arrest.</w:t>
+      </w:r>
+    </w:p>
+    <w:p>
+      <w:r>
+        <w:t xml:space="preserve">(d) — Stopping monitoring removes the warning system for deterioration.</w:t>
+      </w:r>
+    </w:p>
+    <w:p>
+      <w:r>
+        <w:t xml:space="preserve">⚠️ Exam Trap: The AKI danger pair: HYPERKALEMIA (peaked T waves → arrest) + FLUID OVERLOAD — both prevented by restriction and monitoring.</w:t>
+      </w:r>
+    </w:p>
+    <w:p>
+      <w:r>
+        <w:t xml:space="preserve">💎 PNC Pearl: Oliguric AKI: fluids = urine output + insensible loss; daily weight is the fluid-status truth.</w:t>
+      </w:r>
+    </w:p>
+    <w:p>
+      <w:r>
+        <w:t xml:space="preserve">📌 Concept Extension: Hyperkalemia treatment: calcium gluconate (protect the heart), insulin-glucose, salbutamol, kayexalate, dialysis.</w:t>
+      </w:r>
+    </w:p>
+    <w:p>
+      <w:r>
+        <w:t xml:space="preserve">Positive Marks: 1</w:t>
+      </w:r>
+    </w:p>
+    <w:p>
+      <w:r>
+        <w:t xml:space="preserve">Negative Marks: 0.25</w:t>
+      </w:r>
+    </w:p>
+    <w:p>
+      <w:r>
+        <w:t xml:space="preserve"/>
+      </w:r>
+    </w:p>
+    <w:p>
+      <w:r>
+        <w:t xml:space="preserve">Question: A patient in the first stage of labor is assessed for fetal presentation. The nurse palpates a soft, irregular mass at the pelvic inlet. This indicates:</w:t>
+      </w:r>
+    </w:p>
+    <w:p>
+      <w:r>
+        <w:t xml:space="preserve">(a) Breech presentation</w:t>
+      </w:r>
+    </w:p>
+    <w:p>
+      <w:r>
+        <w:t xml:space="preserve">(b) Vertex presentation</w:t>
+      </w:r>
+    </w:p>
+    <w:p>
+      <w:r>
+        <w:t xml:space="preserve">(c) Face presentation</w:t>
+      </w:r>
+    </w:p>
+    <w:p>
+      <w:r>
+        <w:t xml:space="preserve">(d) Transverse lie</w:t>
+      </w:r>
+    </w:p>
+    <w:p>
+      <w:r>
+        <w:t xml:space="preserve">Answer: a</w:t>
+      </w:r>
+    </w:p>
+    <w:p>
+      <w:r>
+        <w:t xml:space="preserve">Solution: ✅ Correct Answer: (a) Breech presentation</w:t>
+      </w:r>
+    </w:p>
+    <w:p>
+      <w:r>
+        <w:t xml:space="preserve">🧠 Clinical Rationale: The presenting part at the pelvic inlet determines presentation. A SOFT, IRREGULAR mass = the fetal BUTTOCKS/feet = BREECH presentation. The physician is notified and delivery planning (often cesarean at term) follows. VERTEX (head — hard, round, smooth) is the normal, most favorable presentation.</w:t>
+      </w:r>
+    </w:p>
+    <w:p>
+      <w:r>
+        <w:t xml:space="preserve">🔍 Key Clues: "Soft, irregular mass at the pelvic inlet" → breech (buttocks presenting).</w:t>
+      </w:r>
+    </w:p>
+    <w:p>
+      <w:r>
+        <w:t xml:space="preserve">❌ Why Not Other Options?</w:t>
+      </w:r>
+    </w:p>
+    <w:p>
+      <w:r>
+        <w:t xml:space="preserve">(b) — Vertex presents with the hard, round fetal HEAD.</w:t>
+      </w:r>
+    </w:p>
+    <w:p>
+      <w:r>
+        <w:t xml:space="preserve">(c) — Face presentation presents with facial features (rare).</w:t>
+      </w:r>
+    </w:p>
+    <w:p>
+      <w:r>
+        <w:t xml:space="preserve">(d) — Transverse lie presents with the shoulder — the long axis crosses the maternal axis.</w:t>
+      </w:r>
+    </w:p>
+    <w:p>
+      <w:r>
+        <w:t xml:space="preserve">⚠️ Exam Trap: "Hard round = head (vertex); soft irregular = buttocks (breech)" — the tactile description is the deciding clue.</w:t>
+      </w:r>
+    </w:p>
+    <w:p>
+      <w:r>
+        <w:t xml:space="preserve">💎 PNC Pearl: Breech risks: cord prolapse and head entrapment — cesarean is common at term.</w:t>
+      </w:r>
+    </w:p>
+    <w:p>
+      <w:r>
+        <w:t xml:space="preserve">📌 Concept Extension: Leopold's maneuvers + vaginal exam + ultrasound confirm the presentation before delivery planning.</w:t>
+      </w:r>
+    </w:p>
+    <w:p>
+      <w:r>
+        <w:t xml:space="preserve">Positive Marks: 1</w:t>
+      </w:r>
+    </w:p>
+    <w:p>
+      <w:r>
+        <w:t xml:space="preserve">Negative Marks: 0.25</w:t>
+      </w:r>
+    </w:p>
+    <w:p>
+      <w:r>
+        <w:t xml:space="preserve"/>
+      </w:r>
+    </w:p>
+    <w:p>
+      <w:r>
+        <w:t xml:space="preserve">Question: A 6-month-old infant is brought with vomiting and diarrhea. The infant has sunken eyes, decreased skin turgor, and is lethargic. The nurse classifies the dehydration as:</w:t>
+      </w:r>
+    </w:p>
+    <w:p>
+      <w:r>
+        <w:t xml:space="preserve">(a) Severe</w:t>
+      </w:r>
+    </w:p>
+    <w:p>
+      <w:r>
+        <w:t xml:space="preserve">(b) Some</w:t>
+      </w:r>
+    </w:p>
+    <w:p>
+      <w:r>
+        <w:t xml:space="preserve">(c) None</w:t>
+      </w:r>
+    </w:p>
+    <w:p>
+      <w:r>
+        <w:t xml:space="preserve">(d) Mild only</w:t>
+      </w:r>
+    </w:p>
+    <w:p>
+      <w:r>
+        <w:t xml:space="preserve">Answer: a</w:t>
+      </w:r>
+    </w:p>
+    <w:p>
+      <w:r>
+        <w:t xml:space="preserve">Solution: ✅ Correct Answer: (a) Severe</w:t>
+      </w:r>
+    </w:p>
+    <w:p>
+      <w:r>
+        <w:t xml:space="preserve">🧠 Clinical Rationale: WHO dehydration classification: LETHARGY/unconsciousness = the deciding sign of SEVERE dehydration (Plan C — IV fluids immediately), regardless of the other signs. Restlessness + thirst = "some" dehydration (Plan B); absence of signs = "no" dehydration (Plan A).</w:t>
+      </w:r>
+    </w:p>
+    <w:p>
+      <w:r>
+        <w:t xml:space="preserve">🔍 Key Clues: "Lethargic" + "sunken eyes" + "decreased turgor" → the lethargy sign alone makes it SEVERE.</w:t>
+      </w:r>
+    </w:p>
+    <w:p>
+      <w:r>
+        <w:t xml:space="preserve">❌ Why Not Other Options?</w:t>
+      </w:r>
+    </w:p>
+    <w:p>
+      <w:r>
+        <w:t xml:space="preserve">(b) — "Some" dehydration features restlessness and thirst, not lethargy.</w:t>
+      </w:r>
+    </w:p>
+    <w:p>
+      <w:r>
+        <w:t xml:space="preserve">(c) — "None" has no dehydration signs.</w:t>
+      </w:r>
+    </w:p>
+    <w:p>
+      <w:r>
+        <w:t xml:space="preserve">(d) — "Mild" is not a WHO category (the categories are none/some/severe).</w:t>
+      </w:r>
+    </w:p>
+    <w:p>
+      <w:r>
+        <w:t xml:space="preserve">⚠️ Exam Trap: The single deciding sign: LETHARGY = severe; restlessness = some. The "lethargic" word in the stem is the whole answer.</w:t>
+      </w:r>
+    </w:p>
+    <w:p>
+      <w:r>
+        <w:t xml:space="preserve">💎 PNC Pearl: WHO: no dehydration (Plan A, home ORS) → some (Plan B, 75 mL/kg ORS) → severe (Plan C, IV Ringer lactate 100 mL/kg).</w:t>
+      </w:r>
+    </w:p>
+    <w:p>
+      <w:r>
+        <w:t xml:space="preserve">📌 Concept Extension: Shock signs in severe dehydration: weak rapid pulse, cold extremities, delayed capillary refill, no urine.</w:t>
+      </w:r>
+    </w:p>
+    <w:p>
+      <w:r>
+        <w:t xml:space="preserve">Positive Marks: 1</w:t>
+      </w:r>
+    </w:p>
+    <w:p>
+      <w:r>
+        <w:t xml:space="preserve">Negative Marks: 0.25</w:t>
+      </w:r>
+    </w:p>
+    <w:p>
+      <w:r>
+        <w:t xml:space="preserve"/>
+      </w:r>
+    </w:p>
+    <w:p>
+      <w:r>
+        <w:t xml:space="preserve">Question: A patient with schizophrenia has negative symptoms including social withdrawal and apathy. The nurse should:</w:t>
+      </w:r>
+    </w:p>
+    <w:p>
+      <w:r>
+        <w:t xml:space="preserve">(a) Provide structured activities and positive reinforcement for engagement</w:t>
+      </w:r>
+    </w:p>
+    <w:p>
+      <w:r>
+        <w:t xml:space="preserve">(b) Force socialization</w:t>
+      </w:r>
+    </w:p>
+    <w:p>
+      <w:r>
+        <w:t xml:space="preserve">(c) Isolate the patient</w:t>
+      </w:r>
+    </w:p>
+    <w:p>
+      <w:r>
+        <w:t xml:space="preserve">(d) Ignore the symptoms</w:t>
+      </w:r>
+    </w:p>
+    <w:p>
+      <w:r>
+        <w:t xml:space="preserve">Answer: a</w:t>
+      </w:r>
+    </w:p>
+    <w:p>
+      <w:r>
+        <w:t xml:space="preserve">Solution: ✅ Correct Answer: (a) Provide structured activities and positive reinforcement for engagement</w:t>
+      </w:r>
+    </w:p>
+    <w:p>
+      <w:r>
+        <w:t xml:space="preserve">🧠 Clinical Rationale: NEGATIVE symptoms (apathy, avolition, social withdrawal, flat affect) are managed with STRUCTURED ROUTINES, social-skills training, and GRADUAL engagement with POSITIVE REINFORCEMENT — not pushing. Forcing socialization increases stress; isolation and ignoring worsen the withdrawal.</w:t>
+      </w:r>
+    </w:p>
+    <w:p>
+      <w:r>
+        <w:t xml:space="preserve">🔍 Key Clues: "Negative symptoms" + "withdrawal and apathy" → structured activities + gentle positive reinforcement.</w:t>
+      </w:r>
+    </w:p>
+    <w:p>
+      <w:r>
+        <w:t xml:space="preserve">❌ Why Not Other Options?</w:t>
+      </w:r>
+    </w:p>
+    <w:p>
+      <w:r>
+        <w:t xml:space="preserve">(b) — Forcing socialization overwhelms the patient and backfires.</w:t>
+      </w:r>
+    </w:p>
+    <w:p>
+      <w:r>
+        <w:t xml:space="preserve">(c) — Isolating the patient reinforces the withdrawal.</w:t>
+      </w:r>
+    </w:p>
+    <w:p>
+      <w:r>
+        <w:t xml:space="preserve">(d) — Ignoring the symptoms leaves the disability untreated.</w:t>
+      </w:r>
+    </w:p>
+    <w:p>
+      <w:r>
+        <w:t xml:space="preserve">⚠️ Exam Trap: Negative symptoms respond to structure + reinforcement + skills training — the "gradual, positive, structured" answer is consistent.</w:t>
+      </w:r>
+    </w:p>
+    <w:p>
+      <w:r>
+        <w:t xml:space="preserve">💎 PNC Pearl: Negative symptoms: social-skills training, structured routines, gradual engagement, positive reinforcement.</w:t>
+      </w:r>
+    </w:p>
+    <w:p>
+      <w:r>
+        <w:t xml:space="preserve">📌 Concept Extension: Distinguish negative (absence of normal function) from positive symptoms (hallucinations, delusions) — each needs different nursing approach.</w:t>
+      </w:r>
+    </w:p>
+    <w:p>
+      <w:r>
+        <w:t xml:space="preserve">Positive Marks: 1</w:t>
+      </w:r>
+    </w:p>
+    <w:p>
+      <w:r>
+        <w:t xml:space="preserve">Negative Marks: 0.25</w:t>
+      </w:r>
+    </w:p>
+    <w:p>
+      <w:r>
+        <w:t xml:space="preserve"/>
+      </w:r>
+    </w:p>
+    <w:p>
+      <w:r>
+        <w:t xml:space="preserve">Question: The "Pradhan Mantri Gram Sadak Yojana" (PMGSY) aims to:</w:t>
+      </w:r>
+    </w:p>
+    <w:p>
+      <w:r>
+        <w:t xml:space="preserve">(a) Provide all-weather road connectivity to rural areas</w:t>
+      </w:r>
+    </w:p>
+    <w:p>
+      <w:r>
+        <w:t xml:space="preserve">(b) Build hospitals</w:t>
+      </w:r>
+    </w:p>
+    <w:p>
+      <w:r>
+        <w:t xml:space="preserve">(c) Provide health insurance</w:t>
+      </w:r>
+    </w:p>
+    <w:p>
+      <w:r>
+        <w:t xml:space="preserve">(d) Train teachers</w:t>
+      </w:r>
+    </w:p>
+    <w:p>
+      <w:r>
+        <w:t xml:space="preserve">Answer: a</w:t>
+      </w:r>
+    </w:p>
+    <w:p>
+      <w:r>
+        <w:t xml:space="preserve">Solution: ✅ Correct Answer: (a) Provide all-weather road connectivity to rural areas</w:t>
+      </w:r>
+    </w:p>
+    <w:p>
+      <w:r>
+        <w:t xml:space="preserve">🧠 Clinical Rationale: PMGSY (launched 2000) provides ALL-WEATHER ROAD connectivity to unconnected rural habitations — improving access to markets, education, and health services and driving rural development.</w:t>
+      </w:r>
+    </w:p>
+    <w:p>
+      <w:r>
+        <w:t xml:space="preserve">🔍 Key Clues: "Gram Sadak" = village road → rural road connectivity.</w:t>
+      </w:r>
+    </w:p>
+    <w:p>
+      <w:r>
+        <w:t xml:space="preserve">❌ Why Not Other Options?</w:t>
+      </w:r>
+    </w:p>
+    <w:p>
+      <w:r>
+        <w:t xml:space="preserve">(b) — Hospitals are health infrastructure.</w:t>
+      </w:r>
+    </w:p>
+    <w:p>
+      <w:r>
+        <w:t xml:space="preserve">(c) — Health insurance is Ayushman Bharat.</w:t>
+      </w:r>
+    </w:p>
+    <w:p>
+      <w:r>
+        <w:t xml:space="preserve">(d) — Teacher training is an education scheme.</w:t>
+      </w:r>
+    </w:p>
+    <w:p>
+      <w:r>
+        <w:t xml:space="preserve">⚠️ Exam Trap: "Sadak = road" — PMGSY = rural roads; NHAI = national highways; the road-scheme matching is the point.</w:t>
+      </w:r>
+    </w:p>
+    <w:p>
+      <w:r>
+        <w:t xml:space="preserve">💎 PNC Pearl: PMGSY: all-weather roads to unconnected villages — connectivity for markets, schools, and health.</w:t>
+      </w:r>
+    </w:p>
+    <w:p>
+      <w:r>
+        <w:t xml:space="preserve">📌 Concept Extension: Over 7 lakh km of rural roads have been built under PMGSY — one of the world's largest rural road programs.</w:t>
+      </w:r>
+    </w:p>
+    <w:p>
+      <w:r>
+        <w:t xml:space="preserve">Positive Marks: 1</w:t>
+      </w:r>
+    </w:p>
+    <w:p>
+      <w:r>
+        <w:t xml:space="preserve">Negative Marks: 0.25</w:t>
+      </w:r>
+    </w:p>
+    <w:p>
+      <w:r>
+        <w:t xml:space="preserve"/>
+      </w:r>
+    </w:p>
+    <w:p>
+      <w:r>
+        <w:t xml:space="preserve">Question: The nurse is to administer 80 mg of a medication. The vial contains 20 mg/mL. The volume to give is:</w:t>
+      </w:r>
+    </w:p>
+    <w:p>
+      <w:r>
+        <w:t xml:space="preserve">(a) 2 mL</w:t>
+      </w:r>
+    </w:p>
+    <w:p>
+      <w:r>
+        <w:t xml:space="preserve">(b) 3 mL</w:t>
+      </w:r>
+    </w:p>
+    <w:p>
+      <w:r>
+        <w:t xml:space="preserve">(c) 4 mL</w:t>
+      </w:r>
+    </w:p>
+    <w:p>
+      <w:r>
+        <w:t xml:space="preserve">(d) 5 mL</w:t>
+      </w:r>
+    </w:p>
+    <w:p>
+      <w:r>
+        <w:t xml:space="preserve">Answer: c</w:t>
+      </w:r>
+    </w:p>
+    <w:p>
+      <w:r>
+        <w:t xml:space="preserve">Solution: ✅ Correct Answer: (c) 4 mL</w:t>
+      </w:r>
+    </w:p>
+    <w:p>
+      <w:r>
+        <w:t xml:space="preserve">🧠 Clinical Rationale: Volume = Desired ÷ Concentration = 80 mg ÷ 20 mg/mL = 4 mL. Check: 4 × 20 = 80 mg ✓.</w:t>
+      </w:r>
+    </w:p>
+    <w:p>
+      <w:r>
+        <w:t xml:space="preserve">🔍 Key Clues: "80 mg" + "20 mg/mL" → divide dose by concentration.</w:t>
+      </w:r>
+    </w:p>
+    <w:p>
+      <w:r>
+        <w:t xml:space="preserve">❌ Why Not Other Options?</w:t>
+      </w:r>
+    </w:p>
+    <w:p>
+      <w:r>
+        <w:t xml:space="preserve">(a) — 2 mL delivers 40 mg — half the dose.</w:t>
+      </w:r>
+    </w:p>
+    <w:p>
+      <w:r>
+        <w:t xml:space="preserve">(b) — 3 mL delivers 60 mg — short.</w:t>
+      </w:r>
+    </w:p>
+    <w:p>
+      <w:r>
+        <w:t xml:space="preserve">(d) — 5 mL delivers 100 mg — an overdose.</w:t>
+      </w:r>
+    </w:p>
+    <w:p>
+      <w:r>
+        <w:t xml:space="preserve">⚠️ Exam Trap: 80 ÷ 20 = 4 — divide, don't guess; verify by multiplication.</w:t>
+      </w:r>
+    </w:p>
+    <w:p>
+      <w:r>
+        <w:t xml:space="preserve">💎 PNC Pearl: D ÷ H = volume; self-check: volume × concentration = dose.</w:t>
+      </w:r>
+    </w:p>
+    <w:p>
+      <w:r>
+        <w:t xml:space="preserve">📌 Concept Extension: Double-check calculations for high-alert medications with a second nurse.</w:t>
+      </w:r>
+    </w:p>
+    <w:p>
+      <w:r>
+        <w:t xml:space="preserve">Positive Marks: 1</w:t>
+      </w:r>
+    </w:p>
+    <w:p>
+      <w:r>
+        <w:t xml:space="preserve">Negative Marks: 0.25</w:t>
+      </w:r>
+    </w:p>
+    <w:p>
+      <w:r>
+        <w:t xml:space="preserve"/>
+      </w:r>
+    </w:p>
+    <w:p>
+      <w:r>
+        <w:t xml:space="preserve">Question: The primary function of the red blood cells is:</w:t>
+      </w:r>
+    </w:p>
+    <w:p>
+      <w:r>
+        <w:t xml:space="preserve">(a) Transporting oxygen via hemoglobin</w:t>
+      </w:r>
+    </w:p>
+    <w:p>
+      <w:r>
+        <w:t xml:space="preserve">(b) Fighting infection</w:t>
+      </w:r>
+    </w:p>
+    <w:p>
+      <w:r>
+        <w:t xml:space="preserve">(c) Clotting blood</w:t>
+      </w:r>
+    </w:p>
+    <w:p>
+      <w:r>
+        <w:t xml:space="preserve">(d) Producing antibodies</w:t>
+      </w:r>
+    </w:p>
+    <w:p>
+      <w:r>
+        <w:t xml:space="preserve">Answer: a</w:t>
+      </w:r>
+    </w:p>
+    <w:p>
+      <w:r>
+        <w:t xml:space="preserve">Solution: ✅ Correct Answer: (a) Transporting oxygen via hemoglobin</w:t>
+      </w:r>
+    </w:p>
+    <w:p>
+      <w:r>
+        <w:t xml:space="preserve">🧠 Clinical Rationale: Red blood cells (erythrocytes) transport OXYGEN from the lungs to tissues bound to HEMOGLOBIN, and carry carbon dioxide back. White blood cells fight infection; platelets clot blood; lymphocytes (B cells) produce antibodies.</w:t>
+      </w:r>
+    </w:p>
+    <w:p>
+      <w:r>
+        <w:t xml:space="preserve">🔍 Key Clues: "Primary function of RBCs" → oxygen transport via hemoglobin.</w:t>
+      </w:r>
+    </w:p>
+    <w:p>
+      <w:r>
+        <w:t xml:space="preserve">❌ Why Not Other Options?</w:t>
+      </w:r>
+    </w:p>
+    <w:p>
+      <w:r>
+        <w:t xml:space="preserve">(b) — Fighting infection is the WBC's job.</w:t>
+      </w:r>
+    </w:p>
+    <w:p>
+      <w:r>
+        <w:t xml:space="preserve">(c) — Clotting blood is the platelet's job.</w:t>
+      </w:r>
+    </w:p>
+    <w:p>
+      <w:r>
+        <w:t xml:space="preserve">(d) — Antibody production is the B-lymphocyte's job.</w:t>
+      </w:r>
+    </w:p>
+    <w:p>
+      <w:r>
+        <w:t xml:space="preserve">⚠️ Exam Trap: The blood-cell function match (RBC = oxygen, WBC = infection, platelet = clot) is a direct matching question.</w:t>
+      </w:r>
+    </w:p>
+    <w:p>
+      <w:r>
+        <w:t xml:space="preserve">💎 PNC Pearl: "Red = oxygen courier (Hb), White = infection fighter, Platelet = clot builder."</w:t>
+      </w:r>
+    </w:p>
+    <w:p>
+      <w:r>
+        <w:t xml:space="preserve">📌 Concept Extension: Anemia = reduced RBC/hemoglobin → fatigue, pallor, dyspnea — the oxygen-delivery failure.</w:t>
+      </w:r>
+    </w:p>
+    <w:p>
+      <w:r>
+        <w:t xml:space="preserve">Positive Marks: 1</w:t>
+      </w:r>
+    </w:p>
+    <w:p>
+      <w:r>
+        <w:t xml:space="preserve">Negative Marks: 0.25</w:t>
+      </w:r>
+    </w:p>
+    <w:p>
+      <w:r>
+        <w:t xml:space="preserve"/>
+      </w:r>
+    </w:p>
+    <w:p>
+      <w:r>
+        <w:t xml:space="preserve">Question: A patient with a fractured femur is in traction. The nurse should assess:</w:t>
+      </w:r>
+    </w:p>
+    <w:p>
+      <w:r>
+        <w:t xml:space="preserve">(a) Neurovascular status, skin integrity, and pin sites</w:t>
+      </w:r>
+    </w:p>
+    <w:p>
+      <w:r>
+        <w:t xml:space="preserve">(b) Only temperature</w:t>
+      </w:r>
+    </w:p>
+    <w:p>
+      <w:r>
+        <w:t xml:space="preserve">(c) Only appetite</w:t>
+      </w:r>
+    </w:p>
+    <w:p>
+      <w:r>
+        <w:t xml:space="preserve">(d) Only weight</w:t>
+      </w:r>
+    </w:p>
+    <w:p>
+      <w:r>
+        <w:t xml:space="preserve">Answer: a</w:t>
+      </w:r>
+    </w:p>
+    <w:p>
+      <w:r>
+        <w:t xml:space="preserve">Solution: ✅ Correct Answer: (a) Neurovascular status, skin integrity, and pin sites</w:t>
+      </w:r>
+    </w:p>
+    <w:p>
+      <w:r>
+        <w:t xml:space="preserve">🧠 Clinical Rationale: Traction care demands: NEUROVASCULAR checks (distal pulses, sensation, movement, color), SKIN INTEGRITY (pressure areas, especially heels/sacrum), and PIN SITE inspection (redness, drainage, pain — infection signs). Weights hang free and alignment is maintained; complications (DVT, contractures) are prevented.</w:t>
+      </w:r>
+    </w:p>
+    <w:p>
+      <w:r>
+        <w:t xml:space="preserve">🔍 Key Clues: "Fractured femur in traction" → neurovascular + skin + pin sites = the assessment triad.</w:t>
+      </w:r>
+    </w:p>
+    <w:p>
+      <w:r>
+        <w:t xml:space="preserve">❌ Why Not Other Options?</w:t>
+      </w:r>
+    </w:p>
+    <w:p>
+      <w:r>
+        <w:t xml:space="preserve">(b) — Temperature alone misses the traction-specific risks.</w:t>
+      </w:r>
+    </w:p>
+    <w:p>
+      <w:r>
+        <w:t xml:space="preserve">(c) — Appetite is not a traction assessment.</w:t>
+      </w:r>
+    </w:p>
+    <w:p>
+      <w:r>
+        <w:t xml:space="preserve">(d) — Weight alone is not the primary traction monitoring.</w:t>
+      </w:r>
+    </w:p>
+    <w:p>
+      <w:r>
+        <w:t xml:space="preserve">⚠️ Exam Trap: Traction care: "weights hang free, never remove without orders, check pin sites and neurovascular status" — the trio is the tested bundle.</w:t>
+      </w:r>
+    </w:p>
+    <w:p>
+      <w:r>
+        <w:t xml:space="preserve">💎 PNC Pearl: Traction: pin site care (aseptic), neurovascular checks, skin inspection, weights hanging free, patient in alignment.</w:t>
+      </w:r>
+    </w:p>
+    <w:p>
+      <w:r>
+        <w:t xml:space="preserve">📌 Concept Extension: Pin tract infection (purulent discharge, fever) → notify physician + culture; risk of osteomyelitis.</w:t>
+      </w:r>
+    </w:p>
+    <w:p>
+      <w:r>
+        <w:t xml:space="preserve">Positive Marks: 1</w:t>
+      </w:r>
+    </w:p>
+    <w:p>
+      <w:r>
+        <w:t xml:space="preserve">Negative Marks: 0.25</w:t>
+      </w:r>
+    </w:p>
+    <w:p>
+      <w:r>
+        <w:t xml:space="preserve">Question: The normal serum magnesium level is:</w:t>
+      </w:r>
+    </w:p>
+    <w:p>
+      <w:r>
+        <w:t xml:space="preserve">(a) 1.5–2.5 mEq/L</w:t>
+      </w:r>
+    </w:p>
+    <w:p>
+      <w:r>
+        <w:t xml:space="preserve">(b) 5–8 mEq/L</w:t>
+      </w:r>
+    </w:p>
+    <w:p>
+      <w:r>
+        <w:t xml:space="preserve">(c) 10–15 mEq/L</w:t>
+      </w:r>
+    </w:p>
+    <w:p>
+      <w:r>
+        <w:t xml:space="preserve">(d) 0.1–0.5 mEq/L</w:t>
+      </w:r>
+    </w:p>
+    <w:p>
+      <w:r>
+        <w:t xml:space="preserve">Answer: a</w:t>
+      </w:r>
+    </w:p>
+    <w:p>
+      <w:r>
+        <w:t xml:space="preserve">Solution: ✅ Correct Answer: (a) 1.5–2.5 mEq/L</w:t>
+      </w:r>
+    </w:p>
+    <w:p>
+      <w:r>
+        <w:t xml:space="preserve">🧠 Clinical Rationale: Normal serum magnesium is 1.5–2.5 mEq/L. HYPOMAGNESEMIA causes tremors, tetany, and arrhythmias (often with hypokalemia); HYPERMAGNESEMIA — classically from magnesium sulfate therapy — causes loss of DEEP TENDON REFLEXES and respiratory depression.</w:t>
+      </w:r>
+    </w:p>
+    <w:p>
+      <w:r>
+        <w:t xml:space="preserve">🔍 Key Clues: "Normal serum magnesium" → the 1.5–2.5 mEq/L anchor.</w:t>
+      </w:r>
+    </w:p>
+    <w:p>
+      <w:r>
+        <w:t xml:space="preserve">❌ Why Not Other Options?</w:t>
+      </w:r>
+    </w:p>
+    <w:p>
+      <w:r>
+        <w:t xml:space="preserve">(b) — 5–8 mEq/L is above normal (mild hypermagnesemia).</w:t>
+      </w:r>
+    </w:p>
+    <w:p>
+      <w:r>
+        <w:t xml:space="preserve">(c) — 10–15 mEq/L is severe hypermagnesemia.</w:t>
+      </w:r>
+    </w:p>
+    <w:p>
+      <w:r>
+        <w:t xml:space="preserve">(d) — 0.1–0.5 is profound hypomagnesemia.</w:t>
+      </w:r>
+    </w:p>
+    <w:p>
+      <w:r>
+        <w:t xml:space="preserve">⚠️ Exam Trap: The Mg²⁺ range (1.5–2.5) is often confused with potassium (3.5–5) — both appear as distractors.</w:t>
+      </w:r>
+    </w:p>
+    <w:p>
+      <w:r>
+        <w:t xml:space="preserve">💎 PNC Pearl: "Magnesium 1.5–2.5 — the eclampsia drug (MgSO₄) works by monitoring DTRs and respirations."</w:t>
+      </w:r>
+    </w:p>
+    <w:p>
+      <w:r>
+        <w:t xml:space="preserve">📌 Concept Extension: MgSO₄ monitoring: respirations ≥12/min, DTRs present, urine output ≥25-30 mL/hr — loss of DTRs = toxicity (calcium gluconate antidote).</w:t>
+      </w:r>
+    </w:p>
+    <w:p>
+      <w:r>
+        <w:t xml:space="preserve">Positive Marks: 1</w:t>
+      </w:r>
+    </w:p>
+    <w:p>
+      <w:r>
+        <w:t xml:space="preserve">Negative Marks: 0.25</w:t>
+      </w:r>
+    </w:p>
+    <w:p>
+      <w:r>
+        <w:t xml:space="preserve"/>
+      </w:r>
+    </w:p>
+    <w:p>
+      <w:r>
+        <w:t xml:space="preserve">Question: The nurse is preparing a patient for an MRI. Which item must be removed before the scan?</w:t>
+      </w:r>
+    </w:p>
+    <w:p>
+      <w:r>
+        <w:t xml:space="preserve">(a) All metal objects, jewelry, and watches</w:t>
+      </w:r>
+    </w:p>
+    <w:p>
+      <w:r>
+        <w:t xml:space="preserve">(b) Only shoes</w:t>
+      </w:r>
+    </w:p>
+    <w:p>
+      <w:r>
+        <w:t xml:space="preserve">(c) Only glasses</w:t>
+      </w:r>
+    </w:p>
+    <w:p>
+      <w:r>
+        <w:t xml:space="preserve">(d) Nothing</w:t>
+      </w:r>
+    </w:p>
+    <w:p>
+      <w:r>
+        <w:t xml:space="preserve">Answer: a</w:t>
+      </w:r>
+    </w:p>
+    <w:p>
+      <w:r>
+        <w:t xml:space="preserve">Solution: ✅ Correct Answer: (a) All metal objects, jewelry, and watches</w:t>
+      </w:r>
+    </w:p>
+    <w:p>
+      <w:r>
+        <w:t xml:space="preserve">🧠 Clinical Rationale: The MRI uses a POWERFUL MAGNET — ferromagnetic metal (jewelry, watches, coins, hairpins, metal zippers/buttons) can become dangerous projectiles or cause burns. INTERNAL metal (pacemakers, aneurysm clips, cochlear implants, shrapnel) is screened by history — many are MRI contraindications.</w:t>
+      </w:r>
+    </w:p>
+    <w:p>
+      <w:r>
+        <w:t xml:space="preserve">🔍 Key Clues: "MRI" + "must be removed" → all external metal + internal metal screening.</w:t>
+      </w:r>
+    </w:p>
+    <w:p>
+      <w:r>
+        <w:t xml:space="preserve">❌ Why Not Other Options?</w:t>
+      </w:r>
+    </w:p>
+    <w:p>
+      <w:r>
+        <w:t xml:space="preserve">(b) — Shoes alone is grossly incomplete — jewelry and watches are the dangers.</w:t>
+      </w:r>
+    </w:p>
+    <w:p>
+      <w:r>
+        <w:t xml:space="preserve">(c) — Glasses are only part of it — all metal matters.</w:t>
+      </w:r>
+    </w:p>
+    <w:p>
+      <w:r>
+        <w:t xml:space="preserve">(d) — "Nothing" is dangerously wrong — metal in the MRI can kill.</w:t>
+      </w:r>
+    </w:p>
+    <w:p>
+      <w:r>
+        <w:t xml:space="preserve">⚠️ Exam Trap: MRI safety: ferromagnetic objects become projectiles; pacemakers and aneurysm clips are absolute contraindications in most cases.</w:t>
+      </w:r>
+    </w:p>
+    <w:p>
+      <w:r>
+        <w:t xml:space="preserve">💎 PNC Pearl: "No metal in the magnet" — remove all jewelry, check for implants, screen for pacemakers before the MRI.</w:t>
+      </w:r>
+    </w:p>
+    <w:p>
+      <w:r>
+        <w:t xml:space="preserve">📌 Concept Extension: MRI is safe in pregnancy (no ionizing radiation) though gadolinium contrast is generally avoided.</w:t>
+      </w:r>
+    </w:p>
+    <w:p>
+      <w:r>
+        <w:t xml:space="preserve">Positive Marks: 1</w:t>
+      </w:r>
+    </w:p>
+    <w:p>
+      <w:r>
+        <w:t xml:space="preserve">Negative Marks: 0.25</w:t>
+      </w:r>
+    </w:p>
+    <w:p>
+      <w:r>
+        <w:t xml:space="preserve"/>
+      </w:r>
+    </w:p>
+    <w:p>
+      <w:r>
+        <w:t xml:space="preserve">Question: A patient with cirrhosis develops hematemesis and melena from esophageal varices. The priority nursing action is:</w:t>
+      </w:r>
+    </w:p>
+    <w:p>
+      <w:r>
+        <w:t xml:space="preserve">(a) Maintain the airway, start IV access, and prepare for emergency management</w:t>
+      </w:r>
+    </w:p>
+    <w:p>
+      <w:r>
+        <w:t xml:space="preserve">(b) Give oral fluids</w:t>
+      </w:r>
+    </w:p>
+    <w:p>
+      <w:r>
+        <w:t xml:space="preserve">(c) Send the patient home</w:t>
+      </w:r>
+    </w:p>
+    <w:p>
+      <w:r>
+        <w:t xml:space="preserve">(d) Apply heat</w:t>
+      </w:r>
+    </w:p>
+    <w:p>
+      <w:r>
+        <w:t xml:space="preserve">Answer: a</w:t>
+      </w:r>
+    </w:p>
+    <w:p>
+      <w:r>
+        <w:t xml:space="preserve">Solution: ✅ Correct Answer: (a) Maintain the airway, start IV access, and prepare for emergency management</w:t>
+      </w:r>
+    </w:p>
+    <w:p>
+      <w:r>
+        <w:t xml:space="preserve">🧠 Clinical Rationale: Bleeding varices = massive upper GI hemorrhage with airway risk (vomiting blood). The priority is ABC: protect the AIRWAY, establish LARGE-BORE IV access for fluids/blood, and prepare for emergency treatment — vasoactive drugs (octreotide/terlipressin), antibiotics, and ENDOSCOPIC BAND LIGATION.</w:t>
+      </w:r>
+    </w:p>
+    <w:p>
+      <w:r>
+        <w:t xml:space="preserve">🔍 Key Clues: "Cirrhosis" + "hematemesis and melena" + "varices" → airway + IV access + emergency GI management.</w:t>
+      </w:r>
+    </w:p>
+    <w:p>
+      <w:r>
+        <w:t xml:space="preserve">❌ Why Not Other Options?</w:t>
+      </w:r>
+    </w:p>
+    <w:p>
+      <w:r>
+        <w:t xml:space="preserve">(b) — Oral fluids are contraindicated in active bleeding — the patient is NPO.</w:t>
+      </w:r>
+    </w:p>
+    <w:p>
+      <w:r>
+        <w:t xml:space="preserve">(c) — Sending home a patient with active variceal bleeding risks death.</w:t>
+      </w:r>
+    </w:p>
+    <w:p>
+      <w:r>
+        <w:t xml:space="preserve">(d) — Heat has no role in hemorrhage management.</w:t>
+      </w:r>
+    </w:p>
+    <w:p>
+      <w:r>
+        <w:t xml:space="preserve">⚠️ Exam Trap: Hematemesis + melena in cirrhosis = variceal bleed = ABC first — the "airway + IV + emergency" pattern never changes.</w:t>
+      </w:r>
+    </w:p>
+    <w:p>
+      <w:r>
+        <w:t xml:space="preserve">💎 PNC Pearl: Variceal bleed: airway, IV access, octreotide, antibiotics, urgent endoscopy (banding) — monitor for shock.</w:t>
+      </w:r>
+    </w:p>
+    <w:p>
+      <w:r>
+        <w:t xml:space="preserve">📌 Concept Extension: TIPS (transjugular intrahepatic portosystemic shunt) is used for refractory variceal bleeding.</w:t>
+      </w:r>
+    </w:p>
+    <w:p>
+      <w:r>
+        <w:t xml:space="preserve">Positive Marks: 1</w:t>
+      </w:r>
+    </w:p>
+    <w:p>
+      <w:r>
+        <w:t xml:space="preserve">Negative Marks: 0.25</w:t>
+      </w:r>
+    </w:p>
+    <w:p>
+      <w:r>
+        <w:t xml:space="preserve"/>
+      </w:r>
+    </w:p>
+    <w:p>
+      <w:r>
+        <w:t xml:space="preserve">Question: A primigravida at 36 weeks is found to have a hemoglobin of 7 g/dL. The nurse should:</w:t>
+      </w:r>
+    </w:p>
+    <w:p>
+      <w:r>
+        <w:t xml:space="preserve">(a) Report severe anemia and prepare for iron therapy/transfusion as ordered</w:t>
+      </w:r>
+    </w:p>
+    <w:p>
+      <w:r>
+        <w:t xml:space="preserve">(b) Reassure the patient</w:t>
+      </w:r>
+    </w:p>
+    <w:p>
+      <w:r>
+        <w:t xml:space="preserve">(c) Send the patient home</w:t>
+      </w:r>
+    </w:p>
+    <w:p>
+      <w:r>
+        <w:t xml:space="preserve">(d) Give no treatment</w:t>
+      </w:r>
+    </w:p>
+    <w:p>
+      <w:r>
+        <w:t xml:space="preserve">Answer: a</w:t>
+      </w:r>
+    </w:p>
+    <w:p>
+      <w:r>
+        <w:t xml:space="preserve">Solution: ✅ Correct Answer: (a) Report severe anemia and prepare for iron therapy/transfusion as ordered</w:t>
+      </w:r>
+    </w:p>
+    <w:p>
+      <w:r>
+        <w:t xml:space="preserve">🧠 Clinical Rationale: In pregnancy, Hb &lt;7 g/dL is SEVERE anemia (WHO: &lt;11 = anemia; &lt;7 = severe). Management: oral/parenteral iron and folic acid, investigation of the cause, and TRANSFUSION if symptomatic (fatigue, dyspnea, heart failure risk). The nurse monitors for signs of cardiac decompensation.</w:t>
+      </w:r>
+    </w:p>
+    <w:p>
+      <w:r>
+        <w:t xml:space="preserve">🔍 Key Clues: "36 weeks" + "Hb 7 g/dL" → severe anemia → report + iron/transfusion per orders.</w:t>
+      </w:r>
+    </w:p>
+    <w:p>
+      <w:r>
+        <w:t xml:space="preserve">❌ Why Not Other Options?</w:t>
+      </w:r>
+    </w:p>
+    <w:p>
+      <w:r>
+        <w:t xml:space="preserve">(b) — Reassurance ignores a high-risk situation for mother and fetus.</w:t>
+      </w:r>
+    </w:p>
+    <w:p>
+      <w:r>
+        <w:t xml:space="preserve">(c) — Sending home without treatment risks heart failure and poor fetal outcomes.</w:t>
+      </w:r>
+    </w:p>
+    <w:p>
+      <w:r>
+        <w:t xml:space="preserve">(d) — "No treatment" is unsafe for severe anemia.</w:t>
+      </w:r>
+    </w:p>
+    <w:p>
+      <w:r>
+        <w:t xml:space="preserve">⚠️ Exam Trap: WHO pregnancy anemia grades: Hb 10–10.9 mild, 7–9.9 moderate, &lt;7 severe — the &lt;7 threshold triggers transfusion consideration.</w:t>
+      </w:r>
+    </w:p>
+    <w:p>
+      <w:r>
+        <w:t xml:space="preserve">💎 PNC Pearl: Severe pregnancy anemia: iron/folate, treat the cause, transfuse if symptomatic — monitor for heart failure (the danger).</w:t>
+      </w:r>
+    </w:p>
+    <w:p>
+      <w:r>
+        <w:t xml:space="preserve">📌 Concept Extension: Anemia in pregnancy ↑ preterm birth, LBW, and maternal fatigue — prevention with IFA supplementation is routine.</w:t>
+      </w:r>
+    </w:p>
+    <w:p>
+      <w:r>
+        <w:t xml:space="preserve">Positive Marks: 1</w:t>
+      </w:r>
+    </w:p>
+    <w:p>
+      <w:r>
+        <w:t xml:space="preserve">Negative Marks: 0.25</w:t>
+      </w:r>
+    </w:p>
+    <w:p>
+      <w:r>
+        <w:t xml:space="preserve"/>
+      </w:r>
+    </w:p>
+    <w:p>
+      <w:r>
+        <w:t xml:space="preserve">Question: A 4-year-old child with acute gastroenteritis is being rehydrated. The nurse should offer:</w:t>
+      </w:r>
+    </w:p>
+    <w:p>
+      <w:r>
+        <w:t xml:space="preserve">(a) ORS in small, frequent amounts</w:t>
+      </w:r>
+    </w:p>
+    <w:p>
+      <w:r>
+        <w:t xml:space="preserve">(b) Soft drinks</w:t>
+      </w:r>
+    </w:p>
+    <w:p>
+      <w:r>
+        <w:t xml:space="preserve">(c) Only water</w:t>
+      </w:r>
+    </w:p>
+    <w:p>
+      <w:r>
+        <w:t xml:space="preserve">(d) Milk exclusively</w:t>
+      </w:r>
+    </w:p>
+    <w:p>
+      <w:r>
+        <w:t xml:space="preserve">Answer: a</w:t>
+      </w:r>
+    </w:p>
+    <w:p>
+      <w:r>
+        <w:t xml:space="preserve">Solution: ✅ Correct Answer: (a) ORS in small, frequent amounts</w:t>
+      </w:r>
+    </w:p>
+    <w:p>
+      <w:r>
+        <w:t xml:space="preserve">🧠 Clinical Rationale: ORS replaces BOTH water and electrolytes (sodium, potassium, bicarbonate) lost in diarrhea — given in SMALL, FREQUENT amounts for tolerance. Soft drinks are high in sugar and LOW in electrolytes (osmotic diarrhea risk); plain water lacks electrolytes; feeding continues during rehydration.</w:t>
+      </w:r>
+    </w:p>
+    <w:p>
+      <w:r>
+        <w:t xml:space="preserve">🔍 Key Clues: "Gastroenteritis... rehydrated" → ORS in small frequent amounts.</w:t>
+      </w:r>
+    </w:p>
+    <w:p>
+      <w:r>
+        <w:t xml:space="preserve">❌ Why Not Other Options?</w:t>
+      </w:r>
+    </w:p>
+    <w:p>
+      <w:r>
+        <w:t xml:space="preserve">(b) — Soft drinks worsen diarrhea via high sugar/osmolality and lack sodium.</w:t>
+      </w:r>
+    </w:p>
+    <w:p>
+      <w:r>
+        <w:t xml:space="preserve">(c) — Water alone cannot replace lost electrolytes.</w:t>
+      </w:r>
+    </w:p>
+    <w:p>
+      <w:r>
+        <w:t xml:space="preserve">(d) — Exclusive milk may worsen diarrhea in some children (lactose); feeding continues but ORS is the rehydration fluid.</w:t>
+      </w:r>
+    </w:p>
+    <w:p>
+      <w:r>
+        <w:t xml:space="preserve">⚠️ Exam Trap: "ORS small and frequent" + "continue feeding" are the two universal diarrhea-management rules.</w:t>
+      </w:r>
+    </w:p>
+    <w:p>
+      <w:r>
+        <w:t xml:space="preserve">💎 PNC Pearl: ORS 75 mL/kg over 4 hours (Plan B); 10 mL/kg after each stool at home (Plan A); zinc 10–14 days.</w:t>
+      </w:r>
+    </w:p>
+    <w:p>
+      <w:r>
+        <w:t xml:space="preserve">📌 Concept Extension: ORS is mixed in clean drinking water and used within 24 hours — never boiled or refrigerated for later.</w:t>
+      </w:r>
+    </w:p>
+    <w:p>
+      <w:r>
+        <w:t xml:space="preserve">Positive Marks: 1</w:t>
+      </w:r>
+    </w:p>
+    <w:p>
+      <w:r>
+        <w:t xml:space="preserve">Negative Marks: 0.25</w:t>
+      </w:r>
+    </w:p>
+    <w:p>
+      <w:r>
+        <w:t xml:space="preserve"/>
+      </w:r>
+    </w:p>
+    <w:p>
+      <w:r>
+        <w:t xml:space="preserve">Question: A patient with generalized anxiety disorder is being taught relaxation. Which statement indicates correct understanding?</w:t>
+      </w:r>
+    </w:p>
+    <w:p>
+      <w:r>
+        <w:t xml:space="preserve">(a) "I will practice deep breathing daily, not just during anxiety."</w:t>
+      </w:r>
+    </w:p>
+    <w:p>
+      <w:r>
+        <w:t xml:space="preserve">(b) "I will only breathe deeply during panic attacks."</w:t>
+      </w:r>
+    </w:p>
+    <w:p>
+      <w:r>
+        <w:t xml:space="preserve">(c) "Relaxation will never help me."</w:t>
+      </w:r>
+    </w:p>
+    <w:p>
+      <w:r>
+        <w:t xml:space="preserve">(d) "I should avoid all physical activity."</w:t>
+      </w:r>
+    </w:p>
+    <w:p>
+      <w:r>
+        <w:t xml:space="preserve">Answer: a</w:t>
+      </w:r>
+    </w:p>
+    <w:p>
+      <w:r>
+        <w:t xml:space="preserve">Solution: ✅ Correct Answer: (a) "I will practice deep breathing daily, not just during anxiety."</w:t>
+      </w:r>
+    </w:p>
+    <w:p>
+      <w:r>
+        <w:t xml:space="preserve">🧠 Clinical Rationale: Relaxation techniques work best when practiced DAILY — building the skill BEFORE anxiety peaks. Crisis-only use is far less effective because the anxious state impairs technique. The statement showing daily practice indicates correct understanding.</w:t>
+      </w:r>
+    </w:p>
+    <w:p>
+      <w:r>
+        <w:t xml:space="preserve">🔍 Key Clues: "Indicates correct understanding" → the statement matching the teaching: practice daily, not only in crises.</w:t>
+      </w:r>
+    </w:p>
+    <w:p>
+      <w:r>
+        <w:t xml:space="preserve">❌ Why Not Other Options?</w:t>
+      </w:r>
+    </w:p>
+    <w:p>
+      <w:r>
+        <w:t xml:space="preserve">(b) — Practicing only during panic attacks is the wrong use — the skill must be built beforehand.</w:t>
+      </w:r>
+    </w:p>
+    <w:p>
+      <w:r>
+        <w:t xml:space="preserve">(c) — "Relaxation will never help" reflects hopelessness, not understanding.</w:t>
+      </w:r>
+    </w:p>
+    <w:p>
+      <w:r>
+        <w:t xml:space="preserve">(d) — Avoiding physical activity is wrong — exercise itself reduces anxiety.</w:t>
+      </w:r>
+    </w:p>
+    <w:p>
+      <w:r>
+        <w:t xml:space="preserve">⚠️ Exam Trap: Teach-back questions: the correct statement mirrors the teaching exactly — "daily practice, not crisis-only."</w:t>
+      </w:r>
+    </w:p>
+    <w:p>
+      <w:r>
+        <w:t xml:space="preserve">💎 PNC Pearl: "Practice relaxation when calm so you can use it when anxious" — the skill-before-storm principle.</w:t>
+      </w:r>
+    </w:p>
+    <w:p>
+      <w:r>
+        <w:t xml:space="preserve">📌 Concept Extension: Diaphragmatic breathing (slow exhale), progressive muscle relaxation, and guided imagery all reduce sympathetic arousal.</w:t>
+      </w:r>
+    </w:p>
+    <w:p>
+      <w:r>
+        <w:t xml:space="preserve">Positive Marks: 1</w:t>
+      </w:r>
+    </w:p>
+    <w:p>
+      <w:r>
+        <w:t xml:space="preserve">Negative Marks: 0.25</w:t>
+      </w:r>
+    </w:p>
+    <w:p>
+      <w:r>
+        <w:t xml:space="preserve"/>
+      </w:r>
+    </w:p>
+    <w:p>
+      <w:r>
+        <w:t xml:space="preserve">Question: The "Pradhan Mantri Matsya Sampada Yojana" (PMMSY) focuses on:</w:t>
+      </w:r>
+    </w:p>
+    <w:p>
+      <w:r>
+        <w:t xml:space="preserve">(a) Fisheries development</w:t>
+      </w:r>
+    </w:p>
+    <w:p>
+      <w:r>
+        <w:t xml:space="preserve">(b) Health insurance</w:t>
+      </w:r>
+    </w:p>
+    <w:p>
+      <w:r>
+        <w:t xml:space="preserve">(c) Housing</w:t>
+      </w:r>
+    </w:p>
+    <w:p>
+      <w:r>
+        <w:t xml:space="preserve">(d) Education</w:t>
+      </w:r>
+    </w:p>
+    <w:p>
+      <w:r>
+        <w:t xml:space="preserve">Answer: a</w:t>
+      </w:r>
+    </w:p>
+    <w:p>
+      <w:r>
+        <w:t xml:space="preserve">Solution: ✅ Correct Answer: (a) Fisheries development</w:t>
+      </w:r>
+    </w:p>
+    <w:p>
+      <w:r>
+        <w:t xml:space="preserve">🧠 Clinical Rationale: PMMSY (launched 2020) develops the FISHERIES sector — fish production, aquaculture infrastructure, and fisher livelihoods — supporting the "Blue Revolution" and contributing to food security and farmers' income.</w:t>
+      </w:r>
+    </w:p>
+    <w:p>
+      <w:r>
+        <w:t xml:space="preserve">🔍 Key Clues: "Matsya" = fish → fisheries development.</w:t>
+      </w:r>
+    </w:p>
+    <w:p>
+      <w:r>
+        <w:t xml:space="preserve">❌ Why Not Other Options?</w:t>
+      </w:r>
+    </w:p>
+    <w:p>
+      <w:r>
+        <w:t xml:space="preserve">(b) — Health insurance is Ayushman Bharat.</w:t>
+      </w:r>
+    </w:p>
+    <w:p>
+      <w:r>
+        <w:t xml:space="preserve">(c) — Housing is PMAY.</w:t>
+      </w:r>
+    </w:p>
+    <w:p>
+      <w:r>
+        <w:t xml:space="preserve">(d) — Education is not the scheme's focus.</w:t>
+      </w:r>
+    </w:p>
+    <w:p>
+      <w:r>
+        <w:t xml:space="preserve">⚠️ Exam Trap: "Matsya = fish" — Hindi keywords decode scheme sectors: Matsya = fisheries; Kisan = farmers; Shram = labor.</w:t>
+      </w:r>
+    </w:p>
+    <w:p>
+      <w:r>
+        <w:t xml:space="preserve">💎 PNC Pearl: PMMSY: fish production + aquaculture + fisher livelihoods — Blue Revolution flagship (investment ₹20,050 crore).</w:t>
+      </w:r>
+    </w:p>
+    <w:p>
+      <w:r>
+        <w:t xml:space="preserve">📌 Concept Extension: The Blue Revolution and Pradhan Mantri Matsya Sampada boost India's aquaculture output and exports.</w:t>
+      </w:r>
+    </w:p>
+    <w:p>
+      <w:r>
+        <w:t xml:space="preserve">Positive Marks: 1</w:t>
+      </w:r>
+    </w:p>
+    <w:p>
+      <w:r>
+        <w:t xml:space="preserve">Negative Marks: 0.25</w:t>
+      </w:r>
+    </w:p>
+    <w:p>
+      <w:r>
+        <w:t xml:space="preserve"/>
+      </w:r>
+    </w:p>
+    <w:p>
+      <w:r>
+        <w:t xml:space="preserve">Question: The nurse is to give 0.25 mg of a medication. The vial contains 0.125 mg/mL. The volume to give is:</w:t>
+      </w:r>
+    </w:p>
+    <w:p>
+      <w:r>
+        <w:t xml:space="preserve">(a) 1 mL</w:t>
+      </w:r>
+    </w:p>
+    <w:p>
+      <w:r>
+        <w:t xml:space="preserve">(b) 2 mL</w:t>
+      </w:r>
+    </w:p>
+    <w:p>
+      <w:r>
+        <w:t xml:space="preserve">(c) 3 mL</w:t>
+      </w:r>
+    </w:p>
+    <w:p>
+      <w:r>
+        <w:t xml:space="preserve">(d) 4 mL</w:t>
+      </w:r>
+    </w:p>
+    <w:p>
+      <w:r>
+        <w:t xml:space="preserve">Answer: b</w:t>
+      </w:r>
+    </w:p>
+    <w:p>
+      <w:r>
+        <w:t xml:space="preserve">Solution: ✅ Correct Answer: (b) 2 mL</w:t>
+      </w:r>
+    </w:p>
+    <w:p>
+      <w:r>
+        <w:t xml:space="preserve">🧠 Clinical Rationale: Volume = Desired ÷ Concentration = 0.25 mg ÷ 0.125 mg/mL = 2 mL. Check: 2 × 0.125 = 0.25 mg ✓.</w:t>
+      </w:r>
+    </w:p>
+    <w:p>
+      <w:r>
+        <w:t xml:space="preserve">🔍 Key Clues: "0.25 mg" + "0.125 mg/mL" → divide dose by concentration.</w:t>
+      </w:r>
+    </w:p>
+    <w:p>
+      <w:r>
+        <w:t xml:space="preserve">❌ Why Not Other Options?</w:t>
+      </w:r>
+    </w:p>
+    <w:p>
+      <w:r>
+        <w:t xml:space="preserve">(a) — 1 mL delivers 0.125 mg — half the dose.</w:t>
+      </w:r>
+    </w:p>
+    <w:p>
+      <w:r>
+        <w:t xml:space="preserve">(c) — 3 mL delivers 0.375 mg — an overdose.</w:t>
+      </w:r>
+    </w:p>
+    <w:p>
+      <w:r>
+        <w:t xml:space="preserve">(d) — 4 mL delivers 0.5 mg — double the dose.</w:t>
+      </w:r>
+    </w:p>
+    <w:p>
+      <w:r>
+        <w:t xml:space="preserve">⚠️ Exam Trap: 0.25 ÷ 0.125 = 2 — recognize the doubling relationship (0.125 × 2 = 0.25).</w:t>
+      </w:r>
+    </w:p>
+    <w:p>
+      <w:r>
+        <w:t xml:space="preserve">💎 PNC Pearl: D ÷ H = volume; if the dose is double the concentration per mL, the volume is 2 mL.</w:t>
+      </w:r>
+    </w:p>
+    <w:p>
+      <w:r>
+        <w:t xml:space="preserve">📌 Concept Extension: Digoxin is the classic 0.125/0.25 mg drug — high-alert, always double-checked.</w:t>
+      </w:r>
+    </w:p>
+    <w:p>
+      <w:r>
+        <w:t xml:space="preserve">Positive Marks: 1</w:t>
+      </w:r>
+    </w:p>
+    <w:p>
+      <w:r>
+        <w:t xml:space="preserve">Negative Marks: 0.25</w:t>
+      </w:r>
+    </w:p>
+    <w:p>
+      <w:r>
+        <w:t xml:space="preserve"/>
+      </w:r>
+    </w:p>
+    <w:p>
+      <w:r>
+        <w:t xml:space="preserve">Question: The function of the platelets is:</w:t>
+      </w:r>
+    </w:p>
+    <w:p>
+      <w:r>
+        <w:t xml:space="preserve">(a) Blood clotting (hemostasis)</w:t>
+      </w:r>
+    </w:p>
+    <w:p>
+      <w:r>
+        <w:t xml:space="preserve">(b) Oxygen transport</w:t>
+      </w:r>
+    </w:p>
+    <w:p>
+      <w:r>
+        <w:t xml:space="preserve">(c) Antibody production</w:t>
+      </w:r>
+    </w:p>
+    <w:p>
+      <w:r>
+        <w:t xml:space="preserve">(d) Hormone secretion</w:t>
+      </w:r>
+    </w:p>
+    <w:p>
+      <w:r>
+        <w:t xml:space="preserve">Answer: a</w:t>
+      </w:r>
+    </w:p>
+    <w:p>
+      <w:r>
+        <w:t xml:space="preserve">Solution: ✅ Correct Answer: (a) Blood clotting (hemostasis)</w:t>
+      </w:r>
+    </w:p>
+    <w:p>
+      <w:r>
+        <w:t xml:space="preserve">🧠 Clinical Rationale: PLATELETS (thrombocytes) aggregate at sites of vessel injury, forming platelet plugs and initiating the clotting cascade — HEMOSTASIS. THROMBOCYTOPENIA → bleeding risk; THROMBOCYTOSIS → clotting risk.</w:t>
+      </w:r>
+    </w:p>
+    <w:p>
+      <w:r>
+        <w:t xml:space="preserve">🔍 Key Clues: "Function of platelets" → clotting/hemostasis.</w:t>
+      </w:r>
+    </w:p>
+    <w:p>
+      <w:r>
+        <w:t xml:space="preserve">❌ Why Not Other Options?</w:t>
+      </w:r>
+    </w:p>
+    <w:p>
+      <w:r>
+        <w:t xml:space="preserve">(b) — Oxygen transport is the RBC's job.</w:t>
+      </w:r>
+    </w:p>
+    <w:p>
+      <w:r>
+        <w:t xml:space="preserve">(c) — Antibody production is the B-lymphocyte's job.</w:t>
+      </w:r>
+    </w:p>
+    <w:p>
+      <w:r>
+        <w:t xml:space="preserve">(d) — Hormone secretion is endocrine glands' work.</w:t>
+      </w:r>
+    </w:p>
+    <w:p>
+      <w:r>
+        <w:t xml:space="preserve">⚠️ Exam Trap: Platelet count 150,000–450,000/µL; &lt;150,000 = thrombocytopenia (bleeding), &gt;450,000 = thrombocytosis (clotting).</w:t>
+      </w:r>
+    </w:p>
+    <w:p>
+      <w:r>
+        <w:t xml:space="preserve">💎 PNC Pearl: "Platelets plug and clot; RBCs haul oxygen; WBCs fight; lymphocytes make antibodies."</w:t>
+      </w:r>
+    </w:p>
+    <w:p>
+      <w:r>
+        <w:t xml:space="preserve">📌 Concept Extension: Aspirin and clopidogrel inhibit platelet aggregation — the reason they prevent MI/stroke.</w:t>
+      </w:r>
+    </w:p>
+    <w:p>
+      <w:r>
+        <w:t xml:space="preserve">Positive Marks: 1</w:t>
+      </w:r>
+    </w:p>
+    <w:p>
+      <w:r>
+        <w:t xml:space="preserve">Negative Marks: 0.25</w:t>
+      </w:r>
+    </w:p>
+    <w:p>
+      <w:r>
+        <w:t xml:space="preserve"/>
+      </w:r>
+    </w:p>
+    <w:p>
+      <w:r>
+        <w:t xml:space="preserve">Question: A patient with a severe burn injury is in the acute phase. Which complication is the leading cause of death in burn patients?</w:t>
+      </w:r>
+    </w:p>
+    <w:p>
+      <w:r>
+        <w:t xml:space="preserve">(a) Infection/sepsis</w:t>
+      </w:r>
+    </w:p>
+    <w:p>
+      <w:r>
+        <w:t xml:space="preserve">(b) Hypoglycemia</w:t>
+      </w:r>
+    </w:p>
+    <w:p>
+      <w:r>
+        <w:t xml:space="preserve">(c) Constipation</w:t>
+      </w:r>
+    </w:p>
+    <w:p>
+      <w:r>
+        <w:t xml:space="preserve">(d) Hyperthyroidism</w:t>
+      </w:r>
+    </w:p>
+    <w:p>
+      <w:r>
+        <w:t xml:space="preserve">Answer: a</w:t>
+      </w:r>
+    </w:p>
+    <w:p>
+      <w:r>
+        <w:t xml:space="preserve">Solution: ✅ Correct Answer: (a) Infection/sepsis</w:t>
+      </w:r>
+    </w:p>
+    <w:p>
+      <w:r>
+        <w:t xml:space="preserve">🧠 Clinical Rationale: INFECTION and SEPSIS are the LEADING CAUSES OF DEATH in burn patients — the burn wound destroys the skin barrier and provides a portal for microorganisms; immunosuppression follows severe burns. Strict aseptic wound care, early excision/grafting, and infection surveillance are essential.</w:t>
+      </w:r>
+    </w:p>
+    <w:p>
+      <w:r>
+        <w:t xml:space="preserve">🔍 Key Clues: "Leading cause of death in burn patients" → infection/sepsis.</w:t>
+      </w:r>
+    </w:p>
+    <w:p>
+      <w:r>
+        <w:t xml:space="preserve">❌ Why Not Other Options?</w:t>
+      </w:r>
+    </w:p>
+    <w:p>
+      <w:r>
+        <w:t xml:space="preserve">(b) — Hypoglycemia is not the leading burn killer.</w:t>
+      </w:r>
+    </w:p>
+    <w:p>
+      <w:r>
+        <w:t xml:space="preserve">(c) — Constipation is a minor issue in burns.</w:t>
+      </w:r>
+    </w:p>
+    <w:p>
+      <w:r>
+        <w:t xml:space="preserve">(d) — Hyperthyroidism is unrelated to burns.</w:t>
+      </w:r>
+    </w:p>
+    <w:p>
+      <w:r>
+        <w:t xml:space="preserve">⚠️ Exam Trap: Burn phases: early = shock/airway; later = INFECTION (leading cause of death); the "infection" answer is the consistent pattern.</w:t>
+      </w:r>
+    </w:p>
+    <w:p>
+      <w:r>
+        <w:t xml:space="preserve">💎 PNC Pearl: Burn care: aseptic technique, wound care, early grafting, tetanus prophylaxis, infection surveillance — sepsis is the #1 killer.</w:t>
+      </w:r>
+    </w:p>
+    <w:p>
+      <w:r>
+        <w:t xml:space="preserve">📌 Concept Extension: Inhalation injury (soot, carbonaceous sputum, facial burns) is the early airway emergency — the leading early cause of death.</w:t>
+      </w:r>
+    </w:p>
+    <w:p>
+      <w:r>
+        <w:t xml:space="preserve">Positive Marks: 1</w:t>
+      </w:r>
+    </w:p>
+    <w:p>
+      <w:r>
+        <w:t xml:space="preserve">Negative Marks: 0.25</w:t>
       </w:r>
     </w:p>
     <w:sectPr>
       <w:pgSz w:w="12240" w:h="15840"/>
-      <w:pgMar w:top="864" w:right="1008" w:bottom="864" w:left="1008" w:header="720" w:footer="720" w:gutter="0"/>
+      <w:pgMar w:top="1440" w:right="1800" w:bottom="1440" w:left="1800" w:header="720" w:footer="720" w:gutter="0"/>
       <w:cols w:space="720"/>
       <w:docGrid w:linePitch="360"/>
     </w:sectPr>
@@ -2535,10 +2265,6 @@
     <w:name w:val="Normal"/>
     <w:qFormat/>
     <w:rsid w:val="00FC693F"/>
-    <w:rPr>
-      <w:rFonts w:ascii="Calibri" w:hAnsi="Calibri"/>
-      <w:sz w:val="22"/>
-    </w:rPr>
   </w:style>
   <w:style w:type="paragraph" w:styleId="Header">
     <w:name w:val="header"/>
